--- a/New Microsoft Word Document.docx
+++ b/New Microsoft Word Document.docx
@@ -612,27 +612,7 @@
           <w:sz w:val="20"/>
           <w:szCs w:val="20"/>
         </w:rPr>
-        <w:t xml:space="preserve"> Lương thưởng, phụ cấp phẫu thuật/trực gác, phúc lợi và </w:t>
-      </w:r>
-      <w:proofErr w:type="gramStart"/>
-      <w:r>
-        <w:rPr>
-          <w:rFonts w:ascii="Segoe UI" w:hAnsi="Segoe UI" w:cs="Segoe UI"/>
-          <w:color w:val="CCCCCC"/>
-          <w:sz w:val="20"/>
-          <w:szCs w:val="20"/>
-        </w:rPr>
-        <w:t>an</w:t>
-      </w:r>
-      <w:proofErr w:type="gramEnd"/>
-      <w:r>
-        <w:rPr>
-          <w:rFonts w:ascii="Segoe UI" w:hAnsi="Segoe UI" w:cs="Segoe UI"/>
-          <w:color w:val="CCCCCC"/>
-          <w:sz w:val="20"/>
-          <w:szCs w:val="20"/>
-        </w:rPr>
-        <w:t xml:space="preserve"> tâm tài chính.</w:t>
+        <w:t> Lương thưởng, phụ cấp phẫu thuật/trực gác, phúc lợi và an tâm tài chính.</w:t>
       </w:r>
     </w:p>
     <w:p>
@@ -791,27 +771,7 @@
           <w:sz w:val="20"/>
           <w:szCs w:val="20"/>
         </w:rPr>
-        <w:t> Tính theo công thức chuẩn $\</w:t>
-      </w:r>
-      <w:proofErr w:type="gramStart"/>
-      <w:r>
-        <w:rPr>
-          <w:rFonts w:ascii="Segoe UI" w:hAnsi="Segoe UI" w:cs="Segoe UI"/>
-          <w:color w:val="CCCCCC"/>
-          <w:sz w:val="20"/>
-          <w:szCs w:val="20"/>
-        </w:rPr>
-        <w:t>text{</w:t>
-      </w:r>
-      <w:proofErr w:type="gramEnd"/>
-      <w:r>
-        <w:rPr>
-          <w:rFonts w:ascii="Segoe UI" w:hAnsi="Segoe UI" w:cs="Segoe UI"/>
-          <w:color w:val="CCCCCC"/>
-          <w:sz w:val="20"/>
-          <w:szCs w:val="20"/>
-        </w:rPr>
-        <w:t>CSI} = \frac{\overline{X}}{5} \times 100%$, có phân loại màu sắc trực quan (Xuất sắc $\ge 85%$, Khá $75-84.9%$, Cần cải thiện $&lt; 75%$).</w:t>
+        <w:t> Tính theo công thức chuẩn $\text{CSI} = \frac{\overline{X}}{5} \times 100%$, có phân loại màu sắc trực quan (Xuất sắc $\ge 85%$, Khá $75-84.9%$, Cần cải thiện $&lt; 75%$).</w:t>
       </w:r>
     </w:p>
     <w:p>
@@ -913,27 +873,7 @@
           <w:sz w:val="20"/>
           <w:szCs w:val="20"/>
         </w:rPr>
-        <w:t>) theo công thức quốc tế: $\</w:t>
-      </w:r>
-      <w:proofErr w:type="gramStart"/>
-      <w:r>
-        <w:rPr>
-          <w:rFonts w:ascii="Segoe UI" w:hAnsi="Segoe UI" w:cs="Segoe UI"/>
-          <w:color w:val="CCCCCC"/>
-          <w:sz w:val="20"/>
-          <w:szCs w:val="20"/>
-        </w:rPr>
-        <w:t>text{</w:t>
-      </w:r>
-      <w:proofErr w:type="gramEnd"/>
-      <w:r>
-        <w:rPr>
-          <w:rFonts w:ascii="Segoe UI" w:hAnsi="Segoe UI" w:cs="Segoe UI"/>
-          <w:color w:val="CCCCCC"/>
-          <w:sz w:val="20"/>
-          <w:szCs w:val="20"/>
-        </w:rPr>
-        <w:t>eNPS} = % \text{Promoters} - % \text{Detractors}$.</w:t>
+        <w:t>) theo công thức quốc tế: $\text{eNPS} = % \text{Promoters} - % \text{Detractors}$.</w:t>
       </w:r>
     </w:p>
     <w:p>
@@ -1676,7 +1616,6 @@
           <w:szCs w:val="20"/>
         </w:rPr>
       </w:pPr>
-      <w:proofErr w:type="gramStart"/>
       <w:r>
         <w:rPr>
           <w:rStyle w:val="inline-flex"/>
@@ -1688,7 +1627,6 @@
         </w:rPr>
         <w:t>data/surveys.json</w:t>
       </w:r>
-      <w:proofErr w:type="gramEnd"/>
       <w:r>
         <w:rPr>
           <w:rFonts w:ascii="Segoe UI" w:hAnsi="Segoe UI" w:cs="Segoe UI"/>
@@ -1844,27 +1782,7 @@
           <w:sz w:val="20"/>
           <w:szCs w:val="20"/>
         </w:rPr>
-        <w:t xml:space="preserve">. Bất kỳ giá trị dị thường nào (như 0, 99 hay chuỗi văn bản lạ) đều bị loại bỏ </w:t>
-      </w:r>
-      <w:proofErr w:type="gramStart"/>
-      <w:r>
-        <w:rPr>
-          <w:rFonts w:ascii="Segoe UI" w:hAnsi="Segoe UI" w:cs="Segoe UI"/>
-          <w:color w:val="CCCCCC"/>
-          <w:sz w:val="20"/>
-          <w:szCs w:val="20"/>
-        </w:rPr>
-        <w:t>an</w:t>
-      </w:r>
-      <w:proofErr w:type="gramEnd"/>
-      <w:r>
-        <w:rPr>
-          <w:rFonts w:ascii="Segoe UI" w:hAnsi="Segoe UI" w:cs="Segoe UI"/>
-          <w:color w:val="CCCCCC"/>
-          <w:sz w:val="20"/>
-          <w:szCs w:val="20"/>
-        </w:rPr>
-        <w:t xml:space="preserve"> toàn.</w:t>
+        <w:t>. Bất kỳ giá trị dị thường nào (như 0, 99 hay chuỗi văn bản lạ) đều bị loại bỏ an toàn.</w:t>
       </w:r>
     </w:p>
     <w:p>
@@ -1895,27 +1813,7 @@
           <w:sz w:val="20"/>
           <w:szCs w:val="20"/>
         </w:rPr>
-        <w:t xml:space="preserve">Điểm hài lòng </w:t>
-      </w:r>
-      <w:proofErr w:type="gramStart"/>
-      <w:r>
-        <w:rPr>
-          <w:rFonts w:ascii="Segoe UI" w:hAnsi="Segoe UI" w:cs="Segoe UI"/>
-          <w:color w:val="CCCCCC"/>
-          <w:sz w:val="20"/>
-          <w:szCs w:val="20"/>
-        </w:rPr>
-        <w:t>chung</w:t>
-      </w:r>
-      <w:proofErr w:type="gramEnd"/>
-      <w:r>
-        <w:rPr>
-          <w:rFonts w:ascii="Segoe UI" w:hAnsi="Segoe UI" w:cs="Segoe UI"/>
-          <w:color w:val="CCCCCC"/>
-          <w:sz w:val="20"/>
-          <w:szCs w:val="20"/>
-        </w:rPr>
-        <w:t xml:space="preserve"> (1-10) và điểm eNPS (0-10) được kiểm soát nghiêm ngặt bằng hàm kẹp biên </w:t>
+        <w:t>Điểm hài lòng chung (1-10) và điểm eNPS (0-10) được kiểm soát nghiêm ngặt bằng hàm kẹp biên </w:t>
       </w:r>
       <w:r>
         <w:rPr>
@@ -1967,27 +1865,7 @@
           <w:sz w:val="20"/>
           <w:szCs w:val="20"/>
         </w:rPr>
-        <w:t xml:space="preserve">Ô ý kiến đóng góp được cắt gọn tối đa 2.000 ký tự và bảo toàn </w:t>
-      </w:r>
-      <w:proofErr w:type="gramStart"/>
-      <w:r>
-        <w:rPr>
-          <w:rFonts w:ascii="Segoe UI" w:hAnsi="Segoe UI" w:cs="Segoe UI"/>
-          <w:color w:val="CCCCCC"/>
-          <w:sz w:val="20"/>
-          <w:szCs w:val="20"/>
-        </w:rPr>
-        <w:t>an</w:t>
-      </w:r>
-      <w:proofErr w:type="gramEnd"/>
-      <w:r>
-        <w:rPr>
-          <w:rFonts w:ascii="Segoe UI" w:hAnsi="Segoe UI" w:cs="Segoe UI"/>
-          <w:color w:val="CCCCCC"/>
-          <w:sz w:val="20"/>
-          <w:szCs w:val="20"/>
-        </w:rPr>
-        <w:t xml:space="preserve"> toàn các ký tự so sánh y khoa đặc thù (như </w:t>
+        <w:t>Ô ý kiến đóng góp được cắt gọn tối đa 2.000 ký tự và bảo toàn an toàn các ký tự so sánh y khoa đặc thù (như </w:t>
       </w:r>
       <w:r>
         <w:rPr>
@@ -2210,7 +2088,6 @@
         </w:rPr>
         <w:t>Token đăng nhập được sinh ngẫu nhiên 64 ký tự nhị phân an toàn bằng module mã hóa chuyên dụng </w:t>
       </w:r>
-      <w:proofErr w:type="gramStart"/>
       <w:r>
         <w:rPr>
           <w:rStyle w:val="HTMLCode"/>
@@ -2221,20 +2098,7 @@
           <w:bdr w:val="single" w:sz="2" w:space="0" w:color="auto" w:frame="1"/>
           <w:shd w:val="clear" w:color="auto" w:fill="3C3C3C"/>
         </w:rPr>
-        <w:t>crypto.randomBytes(</w:t>
-      </w:r>
-      <w:proofErr w:type="gramEnd"/>
-      <w:r>
-        <w:rPr>
-          <w:rStyle w:val="HTMLCode"/>
-          <w:rFonts w:ascii="Consolas" w:eastAsiaTheme="minorHAnsi" w:hAnsi="Consolas"/>
-          <w:color w:val="D0D0D0"/>
-          <w:sz w:val="18"/>
-          <w:szCs w:val="18"/>
-          <w:bdr w:val="single" w:sz="2" w:space="0" w:color="auto" w:frame="1"/>
-          <w:shd w:val="clear" w:color="auto" w:fill="3C3C3C"/>
-        </w:rPr>
-        <w:t>32)</w:t>
+        <w:t>crypto.randomBytes(32)</w:t>
       </w:r>
       <w:r>
         <w:rPr>
@@ -2566,6 +2430,1511 @@
       </w:r>
     </w:p>
     <w:p>
+      <w:pPr>
+        <w:pStyle w:val="Heading3"/>
+        <w:pBdr>
+          <w:top w:val="single" w:sz="2" w:space="0" w:color="auto"/>
+          <w:left w:val="single" w:sz="2" w:space="0" w:color="auto"/>
+          <w:bottom w:val="single" w:sz="2" w:space="0" w:color="auto"/>
+          <w:right w:val="single" w:sz="2" w:space="0" w:color="auto"/>
+        </w:pBdr>
+        <w:shd w:val="clear" w:color="auto" w:fill="181818"/>
+        <w:rPr>
+          <w:rFonts w:ascii="Segoe UI" w:hAnsi="Segoe UI" w:cs="Segoe UI"/>
+          <w:b w:val="0"/>
+          <w:bCs w:val="0"/>
+          <w:color w:val="CCCCCC"/>
+        </w:rPr>
+      </w:pPr>
+      <w:r>
+        <w:rPr>
+          <w:rFonts w:ascii="Segoe UI Symbol" w:hAnsi="Segoe UI Symbol" w:cs="Segoe UI Symbol"/>
+          <w:b w:val="0"/>
+          <w:bCs w:val="0"/>
+          <w:color w:val="CCCCCC"/>
+        </w:rPr>
+        <w:t>🌟</w:t>
+      </w:r>
+      <w:r>
+        <w:rPr>
+          <w:rFonts w:ascii="Segoe UI" w:hAnsi="Segoe UI" w:cs="Segoe UI"/>
+          <w:b w:val="0"/>
+          <w:bCs w:val="0"/>
+          <w:color w:val="CCCCCC"/>
+        </w:rPr>
+        <w:t xml:space="preserve"> CHI TIẾT CÁC TÍNH NĂNG ĐÃ NÂNG CẤP</w:t>
+      </w:r>
+    </w:p>
+    <w:p>
+      <w:pPr>
+        <w:pStyle w:val="Heading4"/>
+        <w:pBdr>
+          <w:top w:val="single" w:sz="2" w:space="0" w:color="auto"/>
+          <w:left w:val="single" w:sz="2" w:space="0" w:color="auto"/>
+          <w:bottom w:val="single" w:sz="2" w:space="0" w:color="auto"/>
+          <w:right w:val="single" w:sz="2" w:space="0" w:color="auto"/>
+        </w:pBdr>
+        <w:shd w:val="clear" w:color="auto" w:fill="181818"/>
+        <w:rPr>
+          <w:rFonts w:ascii="Segoe UI" w:hAnsi="Segoe UI" w:cs="Segoe UI"/>
+          <w:b/>
+          <w:bCs/>
+          <w:color w:val="CCCCCC"/>
+          <w:sz w:val="20"/>
+          <w:szCs w:val="20"/>
+        </w:rPr>
+      </w:pPr>
+      <w:r>
+        <w:rPr>
+          <w:rFonts w:ascii="Segoe UI" w:hAnsi="Segoe UI" w:cs="Segoe UI"/>
+          <w:b/>
+          <w:bCs/>
+          <w:color w:val="CCCCCC"/>
+          <w:sz w:val="20"/>
+          <w:szCs w:val="20"/>
+        </w:rPr>
+        <w:t xml:space="preserve">1. </w:t>
+      </w:r>
+      <w:r>
+        <w:rPr>
+          <w:rFonts w:ascii="Segoe UI Symbol" w:hAnsi="Segoe UI Symbol" w:cs="Segoe UI Symbol"/>
+          <w:b/>
+          <w:bCs/>
+          <w:color w:val="CCCCCC"/>
+          <w:sz w:val="20"/>
+          <w:szCs w:val="20"/>
+        </w:rPr>
+        <w:t>🔑</w:t>
+      </w:r>
+      <w:r>
+        <w:rPr>
+          <w:rFonts w:ascii="Segoe UI" w:hAnsi="Segoe UI" w:cs="Segoe UI"/>
+          <w:b/>
+          <w:bCs/>
+          <w:color w:val="CCCCCC"/>
+          <w:sz w:val="20"/>
+          <w:szCs w:val="20"/>
+        </w:rPr>
+        <w:t xml:space="preserve"> Tính năng Đổi Mật Khẩu (Trong trang Quản trị)</w:t>
+      </w:r>
+    </w:p>
+    <w:p>
+      <w:pPr>
+        <w:numPr>
+          <w:ilvl w:val="0"/>
+          <w:numId w:val="6"/>
+        </w:numPr>
+        <w:pBdr>
+          <w:top w:val="single" w:sz="2" w:space="0" w:color="auto"/>
+          <w:left w:val="single" w:sz="2" w:space="0" w:color="auto"/>
+          <w:bottom w:val="single" w:sz="2" w:space="0" w:color="auto"/>
+          <w:right w:val="single" w:sz="2" w:space="0" w:color="auto"/>
+        </w:pBdr>
+        <w:shd w:val="clear" w:color="auto" w:fill="181818"/>
+        <w:spacing w:before="100" w:beforeAutospacing="1" w:after="100" w:afterAutospacing="1" w:line="240" w:lineRule="auto"/>
+        <w:rPr>
+          <w:rStyle w:val="context-scope-mention"/>
+          <w:bdr w:val="single" w:sz="2" w:space="0" w:color="auto" w:frame="1"/>
+        </w:rPr>
+      </w:pPr>
+      <w:r>
+        <w:rPr>
+          <w:rStyle w:val="Strong"/>
+          <w:rFonts w:ascii="Segoe UI" w:hAnsi="Segoe UI" w:cs="Segoe UI"/>
+          <w:color w:val="CCCCCC"/>
+          <w:sz w:val="20"/>
+          <w:szCs w:val="20"/>
+          <w:bdr w:val="single" w:sz="2" w:space="0" w:color="auto" w:frame="1"/>
+        </w:rPr>
+        <w:t>Vị trí:</w:t>
+      </w:r>
+      <w:r>
+        <w:rPr>
+          <w:rFonts w:ascii="Segoe UI" w:hAnsi="Segoe UI" w:cs="Segoe UI"/>
+          <w:color w:val="CCCCCC"/>
+          <w:sz w:val="20"/>
+          <w:szCs w:val="20"/>
+        </w:rPr>
+        <w:t> Ngay trên thanh Menu của trang Quản trị (</w:t>
+      </w:r>
+    </w:p>
+    <w:p>
+      <w:pPr>
+        <w:pBdr>
+          <w:top w:val="single" w:sz="2" w:space="0" w:color="auto"/>
+          <w:left w:val="single" w:sz="2" w:space="0" w:color="auto"/>
+          <w:bottom w:val="single" w:sz="2" w:space="0" w:color="auto"/>
+          <w:right w:val="single" w:sz="2" w:space="0" w:color="auto"/>
+        </w:pBdr>
+        <w:shd w:val="clear" w:color="auto" w:fill="181818"/>
+        <w:spacing w:before="100" w:beforeAutospacing="1" w:after="100" w:afterAutospacing="1"/>
+        <w:ind w:left="720"/>
+      </w:pPr>
+      <w:r>
+        <w:rPr>
+          <w:rFonts w:ascii="Segoe UI" w:hAnsi="Segoe UI" w:cs="Segoe UI"/>
+          <w:noProof/>
+          <w:color w:val="CCCCCC"/>
+          <w:sz w:val="20"/>
+          <w:szCs w:val="20"/>
+          <w:bdr w:val="single" w:sz="2" w:space="0" w:color="auto" w:frame="1"/>
+        </w:rPr>
+        <mc:AlternateContent>
+          <mc:Choice Requires="wps">
+            <w:drawing>
+              <wp:inline distT="0" distB="0" distL="0" distR="0">
+                <wp:extent cx="303530" cy="303530"/>
+                <wp:effectExtent l="0" t="0" r="0" b="0"/>
+                <wp:docPr id="7" name="Rectangle 7" descr="vscode-file://vscode-app/c:/Users/TCCB/AppData/Local/Programs/Antigravity%20IDE/resources/app/extensions/theme-symbols/src/icons/files/code-orange.svg"/>
+                <wp:cNvGraphicFramePr>
+                  <a:graphicFrameLocks xmlns:a="http://schemas.openxmlformats.org/drawingml/2006/main" noChangeAspect="1"/>
+                </wp:cNvGraphicFramePr>
+                <a:graphic xmlns:a="http://schemas.openxmlformats.org/drawingml/2006/main">
+                  <a:graphicData uri="http://schemas.microsoft.com/office/word/2010/wordprocessingShape">
+                    <wps:wsp>
+                      <wps:cNvSpPr>
+                        <a:spLocks noChangeAspect="1" noChangeArrowheads="1"/>
+                      </wps:cNvSpPr>
+                      <wps:spPr bwMode="auto">
+                        <a:xfrm>
+                          <a:off x="0" y="0"/>
+                          <a:ext cx="303530" cy="303530"/>
+                        </a:xfrm>
+                        <a:prstGeom prst="rect">
+                          <a:avLst/>
+                        </a:prstGeom>
+                        <a:noFill/>
+                        <a:ln>
+                          <a:noFill/>
+                        </a:ln>
+                        <a:extLst>
+                          <a:ext uri="{909E8E84-426E-40DD-AFC4-6F175D3DCCD1}">
+                            <a14:hiddenFill xmlns:a14="http://schemas.microsoft.com/office/drawing/2010/main">
+                              <a:solidFill>
+                                <a:srgbClr val="FFFFFF"/>
+                              </a:solidFill>
+                            </a14:hiddenFill>
+                          </a:ext>
+                          <a:ext uri="{91240B29-F687-4F45-9708-019B960494DF}">
+                            <a14:hiddenLine xmlns:a14="http://schemas.microsoft.com/office/drawing/2010/main" w="9525">
+                              <a:solidFill>
+                                <a:srgbClr val="000000"/>
+                              </a:solidFill>
+                              <a:miter lim="800000"/>
+                              <a:headEnd/>
+                              <a:tailEnd/>
+                            </a14:hiddenLine>
+                          </a:ext>
+                        </a:extLst>
+                      </wps:spPr>
+                      <wps:bodyPr rot="0" vert="horz" wrap="square" lIns="91440" tIns="45720" rIns="91440" bIns="45720" anchor="t" anchorCtr="0" upright="1">
+                        <a:noAutofit/>
+                      </wps:bodyPr>
+                    </wps:wsp>
+                  </a:graphicData>
+                </a:graphic>
+              </wp:inline>
+            </w:drawing>
+          </mc:Choice>
+          <mc:Fallback>
+            <w:pict>
+              <v:rect w14:anchorId="163FEB56" id="Rectangle 7" o:spid="_x0000_s1026" alt="vscode-file://vscode-app/c:/Users/TCCB/AppData/Local/Programs/Antigravity%20IDE/resources/app/extensions/theme-symbols/src/icons/files/code-orange.svg" style="width:23.9pt;height:23.9pt;visibility:visible;mso-wrap-style:square;mso-left-percent:-10001;mso-top-percent:-10001;mso-position-horizontal:absolute;mso-position-horizontal-relative:char;mso-position-vertical:absolute;mso-position-vertical-relative:line;mso-left-percent:-10001;mso-top-percent:-10001;v-text-anchor:top" o:gfxdata="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" filled="f" stroked="f">
+                <o:lock v:ext="edit" aspectratio="t"/>
+                <w10:anchorlock/>
+              </v:rect>
+            </w:pict>
+          </mc:Fallback>
+        </mc:AlternateContent>
+      </w:r>
+    </w:p>
+    <w:p>
+      <w:pPr>
+        <w:pBdr>
+          <w:top w:val="single" w:sz="2" w:space="0" w:color="auto"/>
+          <w:left w:val="single" w:sz="2" w:space="0" w:color="auto"/>
+          <w:bottom w:val="single" w:sz="2" w:space="0" w:color="auto"/>
+          <w:right w:val="single" w:sz="2" w:space="0" w:color="auto"/>
+        </w:pBdr>
+        <w:shd w:val="clear" w:color="auto" w:fill="181818"/>
+        <w:spacing w:before="100" w:beforeAutospacing="1" w:after="100" w:afterAutospacing="1"/>
+        <w:ind w:left="720"/>
+        <w:rPr>
+          <w:rFonts w:ascii="Segoe UI" w:hAnsi="Segoe UI" w:cs="Segoe UI"/>
+          <w:color w:val="CCCCCC"/>
+          <w:sz w:val="20"/>
+          <w:szCs w:val="20"/>
+        </w:rPr>
+      </w:pPr>
+      <w:r>
+        <w:rPr>
+          <w:rStyle w:val="inline-flex"/>
+          <w:rFonts w:ascii="Segoe UI" w:hAnsi="Segoe UI" w:cs="Segoe UI"/>
+          <w:color w:val="CCCCCC"/>
+          <w:sz w:val="20"/>
+          <w:szCs w:val="20"/>
+          <w:bdr w:val="single" w:sz="2" w:space="0" w:color="auto" w:frame="1"/>
+        </w:rPr>
+        <w:t>admin.html</w:t>
+      </w:r>
+      <w:r>
+        <w:rPr>
+          <w:rFonts w:ascii="Segoe UI" w:hAnsi="Segoe UI" w:cs="Segoe UI"/>
+          <w:color w:val="CCCCCC"/>
+          <w:sz w:val="20"/>
+          <w:szCs w:val="20"/>
+        </w:rPr>
+        <w:t>), có thêm nút: </w:t>
+      </w:r>
+      <w:r>
+        <w:rPr>
+          <w:rStyle w:val="HTMLCode"/>
+          <w:rFonts w:ascii="Segoe UI Symbol" w:eastAsiaTheme="majorEastAsia" w:hAnsi="Segoe UI Symbol" w:cs="Segoe UI Symbol"/>
+          <w:b/>
+          <w:bCs/>
+          <w:color w:val="D0D0D0"/>
+          <w:sz w:val="18"/>
+          <w:szCs w:val="18"/>
+          <w:bdr w:val="single" w:sz="2" w:space="0" w:color="auto" w:frame="1"/>
+          <w:shd w:val="clear" w:color="auto" w:fill="3C3C3C"/>
+        </w:rPr>
+        <w:t>🔑</w:t>
+      </w:r>
+      <w:r>
+        <w:rPr>
+          <w:rStyle w:val="HTMLCode"/>
+          <w:rFonts w:ascii="Consolas" w:eastAsiaTheme="majorEastAsia" w:hAnsi="Consolas"/>
+          <w:b/>
+          <w:bCs/>
+          <w:color w:val="D0D0D0"/>
+          <w:sz w:val="18"/>
+          <w:szCs w:val="18"/>
+          <w:bdr w:val="single" w:sz="2" w:space="0" w:color="auto" w:frame="1"/>
+          <w:shd w:val="clear" w:color="auto" w:fill="3C3C3C"/>
+        </w:rPr>
+        <w:t xml:space="preserve"> Đổi Mật Khẩu</w:t>
+      </w:r>
+      <w:r>
+        <w:rPr>
+          <w:rFonts w:ascii="Segoe UI" w:hAnsi="Segoe UI" w:cs="Segoe UI"/>
+          <w:color w:val="CCCCCC"/>
+          <w:sz w:val="20"/>
+          <w:szCs w:val="20"/>
+        </w:rPr>
+        <w:t>.</w:t>
+      </w:r>
+    </w:p>
+    <w:p>
+      <w:pPr>
+        <w:numPr>
+          <w:ilvl w:val="0"/>
+          <w:numId w:val="6"/>
+        </w:numPr>
+        <w:pBdr>
+          <w:top w:val="single" w:sz="2" w:space="0" w:color="auto"/>
+          <w:left w:val="single" w:sz="2" w:space="0" w:color="auto"/>
+          <w:bottom w:val="single" w:sz="2" w:space="0" w:color="auto"/>
+          <w:right w:val="single" w:sz="2" w:space="0" w:color="auto"/>
+        </w:pBdr>
+        <w:shd w:val="clear" w:color="auto" w:fill="181818"/>
+        <w:spacing w:before="100" w:beforeAutospacing="1" w:after="100" w:afterAutospacing="1" w:line="240" w:lineRule="auto"/>
+        <w:rPr>
+          <w:rFonts w:ascii="Segoe UI" w:hAnsi="Segoe UI" w:cs="Segoe UI"/>
+          <w:color w:val="CCCCCC"/>
+          <w:sz w:val="20"/>
+          <w:szCs w:val="20"/>
+        </w:rPr>
+      </w:pPr>
+      <w:r>
+        <w:rPr>
+          <w:rStyle w:val="Strong"/>
+          <w:rFonts w:ascii="Segoe UI" w:hAnsi="Segoe UI" w:cs="Segoe UI"/>
+          <w:color w:val="CCCCCC"/>
+          <w:sz w:val="20"/>
+          <w:szCs w:val="20"/>
+          <w:bdr w:val="single" w:sz="2" w:space="0" w:color="auto" w:frame="1"/>
+        </w:rPr>
+        <w:t>Cơ chế:</w:t>
+      </w:r>
+    </w:p>
+    <w:p>
+      <w:pPr>
+        <w:numPr>
+          <w:ilvl w:val="1"/>
+          <w:numId w:val="6"/>
+        </w:numPr>
+        <w:pBdr>
+          <w:top w:val="single" w:sz="2" w:space="0" w:color="auto"/>
+          <w:left w:val="single" w:sz="2" w:space="0" w:color="auto"/>
+          <w:bottom w:val="single" w:sz="2" w:space="0" w:color="auto"/>
+          <w:right w:val="single" w:sz="2" w:space="0" w:color="auto"/>
+        </w:pBdr>
+        <w:shd w:val="clear" w:color="auto" w:fill="181818"/>
+        <w:spacing w:before="100" w:beforeAutospacing="1" w:after="100" w:afterAutospacing="1" w:line="240" w:lineRule="auto"/>
+        <w:rPr>
+          <w:rFonts w:ascii="Segoe UI" w:hAnsi="Segoe UI" w:cs="Segoe UI"/>
+          <w:color w:val="CCCCCC"/>
+          <w:sz w:val="20"/>
+          <w:szCs w:val="20"/>
+        </w:rPr>
+      </w:pPr>
+      <w:r>
+        <w:rPr>
+          <w:rFonts w:ascii="Segoe UI" w:hAnsi="Segoe UI" w:cs="Segoe UI"/>
+          <w:color w:val="CCCCCC"/>
+          <w:sz w:val="20"/>
+          <w:szCs w:val="20"/>
+        </w:rPr>
+        <w:t>Nhập </w:t>
+      </w:r>
+      <w:r>
+        <w:rPr>
+          <w:rStyle w:val="Strong"/>
+          <w:rFonts w:ascii="Segoe UI" w:hAnsi="Segoe UI" w:cs="Segoe UI"/>
+          <w:color w:val="CCCCCC"/>
+          <w:sz w:val="20"/>
+          <w:szCs w:val="20"/>
+          <w:bdr w:val="single" w:sz="2" w:space="0" w:color="auto" w:frame="1"/>
+        </w:rPr>
+        <w:t>Mật khẩu hiện tại</w:t>
+      </w:r>
+      <w:r>
+        <w:rPr>
+          <w:rFonts w:ascii="Segoe UI" w:hAnsi="Segoe UI" w:cs="Segoe UI"/>
+          <w:color w:val="CCCCCC"/>
+          <w:sz w:val="20"/>
+          <w:szCs w:val="20"/>
+        </w:rPr>
+        <w:t>.</w:t>
+      </w:r>
+    </w:p>
+    <w:p>
+      <w:pPr>
+        <w:numPr>
+          <w:ilvl w:val="1"/>
+          <w:numId w:val="6"/>
+        </w:numPr>
+        <w:pBdr>
+          <w:top w:val="single" w:sz="2" w:space="0" w:color="auto"/>
+          <w:left w:val="single" w:sz="2" w:space="0" w:color="auto"/>
+          <w:bottom w:val="single" w:sz="2" w:space="0" w:color="auto"/>
+          <w:right w:val="single" w:sz="2" w:space="0" w:color="auto"/>
+        </w:pBdr>
+        <w:shd w:val="clear" w:color="auto" w:fill="181818"/>
+        <w:spacing w:before="100" w:beforeAutospacing="1" w:after="100" w:afterAutospacing="1" w:line="240" w:lineRule="auto"/>
+        <w:rPr>
+          <w:rFonts w:ascii="Segoe UI" w:hAnsi="Segoe UI" w:cs="Segoe UI"/>
+          <w:color w:val="CCCCCC"/>
+          <w:sz w:val="20"/>
+          <w:szCs w:val="20"/>
+        </w:rPr>
+      </w:pPr>
+      <w:r>
+        <w:rPr>
+          <w:rFonts w:ascii="Segoe UI" w:hAnsi="Segoe UI" w:cs="Segoe UI"/>
+          <w:color w:val="CCCCCC"/>
+          <w:sz w:val="20"/>
+          <w:szCs w:val="20"/>
+        </w:rPr>
+        <w:t>Nhập </w:t>
+      </w:r>
+      <w:r>
+        <w:rPr>
+          <w:rStyle w:val="Strong"/>
+          <w:rFonts w:ascii="Segoe UI" w:hAnsi="Segoe UI" w:cs="Segoe UI"/>
+          <w:color w:val="CCCCCC"/>
+          <w:sz w:val="20"/>
+          <w:szCs w:val="20"/>
+          <w:bdr w:val="single" w:sz="2" w:space="0" w:color="auto" w:frame="1"/>
+        </w:rPr>
+        <w:t>Mật khẩu mới</w:t>
+      </w:r>
+      <w:r>
+        <w:rPr>
+          <w:rFonts w:ascii="Segoe UI" w:hAnsi="Segoe UI" w:cs="Segoe UI"/>
+          <w:color w:val="CCCCCC"/>
+          <w:sz w:val="20"/>
+          <w:szCs w:val="20"/>
+        </w:rPr>
+        <w:t> (tối thiểu từ 6 ký tự) và </w:t>
+      </w:r>
+      <w:r>
+        <w:rPr>
+          <w:rStyle w:val="Strong"/>
+          <w:rFonts w:ascii="Segoe UI" w:hAnsi="Segoe UI" w:cs="Segoe UI"/>
+          <w:color w:val="CCCCCC"/>
+          <w:sz w:val="20"/>
+          <w:szCs w:val="20"/>
+          <w:bdr w:val="single" w:sz="2" w:space="0" w:color="auto" w:frame="1"/>
+        </w:rPr>
+        <w:t>Xác nhận lại mật khẩu mới</w:t>
+      </w:r>
+      <w:r>
+        <w:rPr>
+          <w:rFonts w:ascii="Segoe UI" w:hAnsi="Segoe UI" w:cs="Segoe UI"/>
+          <w:color w:val="CCCCCC"/>
+          <w:sz w:val="20"/>
+          <w:szCs w:val="20"/>
+        </w:rPr>
+        <w:t>.</w:t>
+      </w:r>
+    </w:p>
+    <w:p>
+      <w:pPr>
+        <w:numPr>
+          <w:ilvl w:val="1"/>
+          <w:numId w:val="6"/>
+        </w:numPr>
+        <w:pBdr>
+          <w:top w:val="single" w:sz="2" w:space="0" w:color="auto"/>
+          <w:left w:val="single" w:sz="2" w:space="0" w:color="auto"/>
+          <w:bottom w:val="single" w:sz="2" w:space="0" w:color="auto"/>
+          <w:right w:val="single" w:sz="2" w:space="0" w:color="auto"/>
+        </w:pBdr>
+        <w:shd w:val="clear" w:color="auto" w:fill="181818"/>
+        <w:spacing w:before="100" w:beforeAutospacing="1" w:after="100" w:afterAutospacing="1" w:line="240" w:lineRule="auto"/>
+        <w:rPr>
+          <w:rStyle w:val="context-scope-mention"/>
+          <w:bdr w:val="single" w:sz="2" w:space="0" w:color="auto" w:frame="1"/>
+        </w:rPr>
+      </w:pPr>
+      <w:r>
+        <w:rPr>
+          <w:rFonts w:ascii="Segoe UI" w:hAnsi="Segoe UI" w:cs="Segoe UI"/>
+          <w:color w:val="CCCCCC"/>
+          <w:sz w:val="20"/>
+          <w:szCs w:val="20"/>
+        </w:rPr>
+        <w:t>Hệ thống kiểm tra hợp lệ và lưu vĩnh viễn vào </w:t>
+      </w:r>
+    </w:p>
+    <w:p>
+      <w:pPr>
+        <w:pBdr>
+          <w:top w:val="single" w:sz="2" w:space="0" w:color="auto"/>
+          <w:left w:val="single" w:sz="2" w:space="0" w:color="auto"/>
+          <w:bottom w:val="single" w:sz="2" w:space="0" w:color="auto"/>
+          <w:right w:val="single" w:sz="2" w:space="0" w:color="auto"/>
+        </w:pBdr>
+        <w:shd w:val="clear" w:color="auto" w:fill="181818"/>
+        <w:spacing w:before="100" w:beforeAutospacing="1" w:after="100" w:afterAutospacing="1"/>
+        <w:ind w:left="1440"/>
+      </w:pPr>
+      <w:r>
+        <w:rPr>
+          <w:rFonts w:ascii="Segoe UI" w:hAnsi="Segoe UI" w:cs="Segoe UI"/>
+          <w:noProof/>
+          <w:color w:val="CCCCCC"/>
+          <w:sz w:val="20"/>
+          <w:szCs w:val="20"/>
+          <w:bdr w:val="single" w:sz="2" w:space="0" w:color="auto" w:frame="1"/>
+        </w:rPr>
+        <mc:AlternateContent>
+          <mc:Choice Requires="wps">
+            <w:drawing>
+              <wp:inline distT="0" distB="0" distL="0" distR="0">
+                <wp:extent cx="303530" cy="303530"/>
+                <wp:effectExtent l="0" t="0" r="0" b="0"/>
+                <wp:docPr id="6" name="Rectangle 6" descr="vscode-file://vscode-app/c:/Users/TCCB/AppData/Local/Programs/Antigravity%20IDE/resources/app/extensions/theme-symbols/src/icons/files/brackets-yellow.svg"/>
+                <wp:cNvGraphicFramePr>
+                  <a:graphicFrameLocks xmlns:a="http://schemas.openxmlformats.org/drawingml/2006/main" noChangeAspect="1"/>
+                </wp:cNvGraphicFramePr>
+                <a:graphic xmlns:a="http://schemas.openxmlformats.org/drawingml/2006/main">
+                  <a:graphicData uri="http://schemas.microsoft.com/office/word/2010/wordprocessingShape">
+                    <wps:wsp>
+                      <wps:cNvSpPr>
+                        <a:spLocks noChangeAspect="1" noChangeArrowheads="1"/>
+                      </wps:cNvSpPr>
+                      <wps:spPr bwMode="auto">
+                        <a:xfrm>
+                          <a:off x="0" y="0"/>
+                          <a:ext cx="303530" cy="303530"/>
+                        </a:xfrm>
+                        <a:prstGeom prst="rect">
+                          <a:avLst/>
+                        </a:prstGeom>
+                        <a:noFill/>
+                        <a:ln>
+                          <a:noFill/>
+                        </a:ln>
+                        <a:extLst>
+                          <a:ext uri="{909E8E84-426E-40DD-AFC4-6F175D3DCCD1}">
+                            <a14:hiddenFill xmlns:a14="http://schemas.microsoft.com/office/drawing/2010/main">
+                              <a:solidFill>
+                                <a:srgbClr val="FFFFFF"/>
+                              </a:solidFill>
+                            </a14:hiddenFill>
+                          </a:ext>
+                          <a:ext uri="{91240B29-F687-4F45-9708-019B960494DF}">
+                            <a14:hiddenLine xmlns:a14="http://schemas.microsoft.com/office/drawing/2010/main" w="9525">
+                              <a:solidFill>
+                                <a:srgbClr val="000000"/>
+                              </a:solidFill>
+                              <a:miter lim="800000"/>
+                              <a:headEnd/>
+                              <a:tailEnd/>
+                            </a14:hiddenLine>
+                          </a:ext>
+                        </a:extLst>
+                      </wps:spPr>
+                      <wps:bodyPr rot="0" vert="horz" wrap="square" lIns="91440" tIns="45720" rIns="91440" bIns="45720" anchor="t" anchorCtr="0" upright="1">
+                        <a:noAutofit/>
+                      </wps:bodyPr>
+                    </wps:wsp>
+                  </a:graphicData>
+                </a:graphic>
+              </wp:inline>
+            </w:drawing>
+          </mc:Choice>
+          <mc:Fallback>
+            <w:pict>
+              <v:rect w14:anchorId="3A957D78" id="Rectangle 6" o:spid="_x0000_s1026" alt="vscode-file://vscode-app/c:/Users/TCCB/AppData/Local/Programs/Antigravity%20IDE/resources/app/extensions/theme-symbols/src/icons/files/brackets-yellow.svg" style="width:23.9pt;height:23.9pt;visibility:visible;mso-wrap-style:square;mso-left-percent:-10001;mso-top-percent:-10001;mso-position-horizontal:absolute;mso-position-horizontal-relative:char;mso-position-vertical:absolute;mso-position-vertical-relative:line;mso-left-percent:-10001;mso-top-percent:-10001;v-text-anchor:top" o:gfxdata="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" filled="f" stroked="f">
+                <o:lock v:ext="edit" aspectratio="t"/>
+                <w10:anchorlock/>
+              </v:rect>
+            </w:pict>
+          </mc:Fallback>
+        </mc:AlternateContent>
+      </w:r>
+    </w:p>
+    <w:p>
+      <w:pPr>
+        <w:pBdr>
+          <w:top w:val="single" w:sz="2" w:space="0" w:color="auto"/>
+          <w:left w:val="single" w:sz="2" w:space="0" w:color="auto"/>
+          <w:bottom w:val="single" w:sz="2" w:space="0" w:color="auto"/>
+          <w:right w:val="single" w:sz="2" w:space="0" w:color="auto"/>
+        </w:pBdr>
+        <w:shd w:val="clear" w:color="auto" w:fill="181818"/>
+        <w:spacing w:before="100" w:beforeAutospacing="1" w:after="100" w:afterAutospacing="1"/>
+        <w:ind w:left="1440"/>
+        <w:rPr>
+          <w:rFonts w:ascii="Segoe UI" w:hAnsi="Segoe UI" w:cs="Segoe UI"/>
+          <w:color w:val="CCCCCC"/>
+          <w:sz w:val="20"/>
+          <w:szCs w:val="20"/>
+        </w:rPr>
+      </w:pPr>
+      <w:r>
+        <w:rPr>
+          <w:rStyle w:val="inline-flex"/>
+          <w:rFonts w:ascii="Segoe UI" w:hAnsi="Segoe UI" w:cs="Segoe UI"/>
+          <w:color w:val="CCCCCC"/>
+          <w:sz w:val="20"/>
+          <w:szCs w:val="20"/>
+          <w:bdr w:val="single" w:sz="2" w:space="0" w:color="auto" w:frame="1"/>
+        </w:rPr>
+        <w:t>settings.json</w:t>
+      </w:r>
+      <w:r>
+        <w:rPr>
+          <w:rFonts w:ascii="Segoe UI" w:hAnsi="Segoe UI" w:cs="Segoe UI"/>
+          <w:color w:val="CCCCCC"/>
+          <w:sz w:val="20"/>
+          <w:szCs w:val="20"/>
+        </w:rPr>
+        <w:t> chuẩn ACID (không bị mất khi tắt máy hay khởi động lại server).</w:t>
+      </w:r>
+    </w:p>
+    <w:p>
+      <w:pPr>
+        <w:spacing w:after="0"/>
+        <w:rPr>
+          <w:rFonts w:ascii="Times New Roman" w:hAnsi="Times New Roman" w:cs="Times New Roman"/>
+          <w:sz w:val="24"/>
+          <w:szCs w:val="24"/>
+        </w:rPr>
+      </w:pPr>
+      <w:r>
+        <w:pict>
+          <v:rect id="_x0000_i1028" style="width:462pt;height:.75pt" o:hrpct="0" o:hralign="center" o:hrstd="t" o:hr="t" fillcolor="#a0a0a0" stroked="f"/>
+        </w:pict>
+      </w:r>
+    </w:p>
+    <w:p>
+      <w:pPr>
+        <w:pStyle w:val="Heading4"/>
+        <w:pBdr>
+          <w:top w:val="single" w:sz="2" w:space="0" w:color="auto"/>
+          <w:left w:val="single" w:sz="2" w:space="0" w:color="auto"/>
+          <w:bottom w:val="single" w:sz="2" w:space="0" w:color="auto"/>
+          <w:right w:val="single" w:sz="2" w:space="0" w:color="auto"/>
+        </w:pBdr>
+        <w:shd w:val="clear" w:color="auto" w:fill="181818"/>
+        <w:rPr>
+          <w:rFonts w:ascii="Segoe UI" w:hAnsi="Segoe UI" w:cs="Segoe UI"/>
+          <w:color w:val="CCCCCC"/>
+          <w:sz w:val="20"/>
+          <w:szCs w:val="20"/>
+        </w:rPr>
+      </w:pPr>
+      <w:r>
+        <w:rPr>
+          <w:rFonts w:ascii="Segoe UI" w:hAnsi="Segoe UI" w:cs="Segoe UI"/>
+          <w:b/>
+          <w:bCs/>
+          <w:color w:val="CCCCCC"/>
+          <w:sz w:val="20"/>
+          <w:szCs w:val="20"/>
+        </w:rPr>
+        <w:t xml:space="preserve">2. </w:t>
+      </w:r>
+      <w:r>
+        <w:rPr>
+          <w:rFonts w:ascii="Segoe UI Symbol" w:hAnsi="Segoe UI Symbol" w:cs="Segoe UI Symbol"/>
+          <w:b/>
+          <w:bCs/>
+          <w:color w:val="CCCCCC"/>
+          <w:sz w:val="20"/>
+          <w:szCs w:val="20"/>
+        </w:rPr>
+        <w:t>🔄</w:t>
+      </w:r>
+      <w:r>
+        <w:rPr>
+          <w:rFonts w:ascii="Segoe UI" w:hAnsi="Segoe UI" w:cs="Segoe UI"/>
+          <w:b/>
+          <w:bCs/>
+          <w:color w:val="CCCCCC"/>
+          <w:sz w:val="20"/>
+          <w:szCs w:val="20"/>
+        </w:rPr>
+        <w:t xml:space="preserve"> Tính năng Khôi phục (Reset) Mật khẩu khi bị quên</w:t>
+      </w:r>
+    </w:p>
+    <w:p>
+      <w:pPr>
+        <w:pStyle w:val="NormalWeb"/>
+        <w:pBdr>
+          <w:top w:val="single" w:sz="2" w:space="0" w:color="auto"/>
+          <w:left w:val="single" w:sz="2" w:space="0" w:color="auto"/>
+          <w:bottom w:val="single" w:sz="2" w:space="0" w:color="auto"/>
+          <w:right w:val="single" w:sz="2" w:space="0" w:color="auto"/>
+        </w:pBdr>
+        <w:shd w:val="clear" w:color="auto" w:fill="181818"/>
+        <w:spacing w:before="0" w:beforeAutospacing="0" w:after="0" w:afterAutospacing="0"/>
+        <w:rPr>
+          <w:rFonts w:ascii="Segoe UI" w:hAnsi="Segoe UI" w:cs="Segoe UI"/>
+          <w:color w:val="CCCCCC"/>
+          <w:sz w:val="20"/>
+          <w:szCs w:val="20"/>
+        </w:rPr>
+      </w:pPr>
+      <w:r>
+        <w:rPr>
+          <w:rFonts w:ascii="Segoe UI" w:hAnsi="Segoe UI" w:cs="Segoe UI"/>
+          <w:color w:val="CCCCCC"/>
+          <w:sz w:val="20"/>
+          <w:szCs w:val="20"/>
+        </w:rPr>
+        <w:t>Nếu quản trị viên quên mật khẩu, hệ thống cung cấp </w:t>
+      </w:r>
+      <w:r>
+        <w:rPr>
+          <w:rStyle w:val="Strong"/>
+          <w:rFonts w:ascii="Segoe UI" w:hAnsi="Segoe UI" w:cs="Segoe UI"/>
+          <w:color w:val="CCCCCC"/>
+          <w:sz w:val="20"/>
+          <w:szCs w:val="20"/>
+          <w:bdr w:val="single" w:sz="2" w:space="0" w:color="auto" w:frame="1"/>
+        </w:rPr>
+        <w:t>2 phương án khôi phục tiện lợi</w:t>
+      </w:r>
+      <w:r>
+        <w:rPr>
+          <w:rFonts w:ascii="Segoe UI" w:hAnsi="Segoe UI" w:cs="Segoe UI"/>
+          <w:color w:val="CCCCCC"/>
+          <w:sz w:val="20"/>
+          <w:szCs w:val="20"/>
+        </w:rPr>
+        <w:t> đưa mật khẩu trở về mặc định: </w:t>
+      </w:r>
+      <w:r>
+        <w:rPr>
+          <w:rStyle w:val="HTMLCode"/>
+          <w:rFonts w:ascii="Consolas" w:eastAsiaTheme="majorEastAsia" w:hAnsi="Consolas"/>
+          <w:color w:val="D0D0D0"/>
+          <w:sz w:val="18"/>
+          <w:szCs w:val="18"/>
+          <w:bdr w:val="single" w:sz="2" w:space="0" w:color="auto" w:frame="1"/>
+          <w:shd w:val="clear" w:color="auto" w:fill="3C3C3C"/>
+        </w:rPr>
+        <w:t>admin123</w:t>
+      </w:r>
+      <w:r>
+        <w:rPr>
+          <w:rFonts w:ascii="Segoe UI" w:hAnsi="Segoe UI" w:cs="Segoe UI"/>
+          <w:color w:val="CCCCCC"/>
+          <w:sz w:val="20"/>
+          <w:szCs w:val="20"/>
+        </w:rPr>
+        <w:t>.</w:t>
+      </w:r>
+    </w:p>
+    <w:p>
+      <w:pPr>
+        <w:pStyle w:val="NormalWeb"/>
+        <w:numPr>
+          <w:ilvl w:val="0"/>
+          <w:numId w:val="7"/>
+        </w:numPr>
+        <w:pBdr>
+          <w:top w:val="single" w:sz="2" w:space="0" w:color="auto"/>
+          <w:left w:val="single" w:sz="2" w:space="0" w:color="auto"/>
+          <w:bottom w:val="single" w:sz="2" w:space="0" w:color="auto"/>
+          <w:right w:val="single" w:sz="2" w:space="0" w:color="auto"/>
+        </w:pBdr>
+        <w:shd w:val="clear" w:color="auto" w:fill="181818"/>
+        <w:spacing w:before="0" w:beforeAutospacing="0" w:after="0" w:afterAutospacing="0"/>
+        <w:rPr>
+          <w:rFonts w:ascii="Segoe UI" w:hAnsi="Segoe UI" w:cs="Segoe UI"/>
+          <w:color w:val="CCCCCC"/>
+          <w:sz w:val="20"/>
+          <w:szCs w:val="20"/>
+        </w:rPr>
+      </w:pPr>
+      <w:r>
+        <w:rPr>
+          <w:rStyle w:val="Strong"/>
+          <w:rFonts w:ascii="Segoe UI Symbol" w:hAnsi="Segoe UI Symbol" w:cs="Segoe UI Symbol"/>
+          <w:color w:val="CCCCCC"/>
+          <w:sz w:val="20"/>
+          <w:szCs w:val="20"/>
+          <w:bdr w:val="single" w:sz="2" w:space="0" w:color="auto" w:frame="1"/>
+        </w:rPr>
+        <w:t>⚡</w:t>
+      </w:r>
+      <w:r>
+        <w:rPr>
+          <w:rStyle w:val="Strong"/>
+          <w:rFonts w:ascii="Segoe UI" w:hAnsi="Segoe UI" w:cs="Segoe UI"/>
+          <w:color w:val="CCCCCC"/>
+          <w:sz w:val="20"/>
+          <w:szCs w:val="20"/>
+          <w:bdr w:val="single" w:sz="2" w:space="0" w:color="auto" w:frame="1"/>
+        </w:rPr>
+        <w:t xml:space="preserve"> Cách 1: Chạy file 1-Click trên máy tính chủ (Khuyên dùng - Cực kỳ đơn giản):</w:t>
+      </w:r>
+    </w:p>
+    <w:p>
+      <w:pPr>
+        <w:numPr>
+          <w:ilvl w:val="1"/>
+          <w:numId w:val="7"/>
+        </w:numPr>
+        <w:pBdr>
+          <w:top w:val="single" w:sz="2" w:space="0" w:color="auto"/>
+          <w:left w:val="single" w:sz="2" w:space="0" w:color="auto"/>
+          <w:bottom w:val="single" w:sz="2" w:space="0" w:color="auto"/>
+          <w:right w:val="single" w:sz="2" w:space="0" w:color="auto"/>
+        </w:pBdr>
+        <w:shd w:val="clear" w:color="auto" w:fill="181818"/>
+        <w:spacing w:before="100" w:beforeAutospacing="1" w:after="100" w:afterAutospacing="1" w:line="240" w:lineRule="auto"/>
+        <w:rPr>
+          <w:rStyle w:val="context-scope-mention"/>
+          <w:bdr w:val="single" w:sz="2" w:space="0" w:color="auto" w:frame="1"/>
+        </w:rPr>
+      </w:pPr>
+      <w:r>
+        <w:rPr>
+          <w:rFonts w:ascii="Segoe UI" w:hAnsi="Segoe UI" w:cs="Segoe UI"/>
+          <w:color w:val="CCCCCC"/>
+          <w:sz w:val="20"/>
+          <w:szCs w:val="20"/>
+        </w:rPr>
+        <w:t>Mở thư mục chương trình và nhấp đúp vào tệp: </w:t>
+      </w:r>
+    </w:p>
+    <w:p>
+      <w:pPr>
+        <w:pBdr>
+          <w:top w:val="single" w:sz="2" w:space="0" w:color="auto"/>
+          <w:left w:val="single" w:sz="2" w:space="0" w:color="auto"/>
+          <w:bottom w:val="single" w:sz="2" w:space="0" w:color="auto"/>
+          <w:right w:val="single" w:sz="2" w:space="0" w:color="auto"/>
+        </w:pBdr>
+        <w:shd w:val="clear" w:color="auto" w:fill="181818"/>
+        <w:spacing w:before="100" w:beforeAutospacing="1" w:after="100" w:afterAutospacing="1"/>
+        <w:ind w:left="1440"/>
+      </w:pPr>
+      <w:r>
+        <w:rPr>
+          <w:rFonts w:ascii="Segoe UI" w:hAnsi="Segoe UI" w:cs="Segoe UI"/>
+          <w:noProof/>
+          <w:color w:val="CCCCCC"/>
+          <w:sz w:val="20"/>
+          <w:szCs w:val="20"/>
+          <w:bdr w:val="single" w:sz="2" w:space="0" w:color="auto" w:frame="1"/>
+        </w:rPr>
+        <mc:AlternateContent>
+          <mc:Choice Requires="wps">
+            <w:drawing>
+              <wp:inline distT="0" distB="0" distL="0" distR="0">
+                <wp:extent cx="303530" cy="303530"/>
+                <wp:effectExtent l="0" t="0" r="0" b="0"/>
+                <wp:docPr id="5" name="Rectangle 5" descr="vscode-file://vscode-app/c:/Users/TCCB/AppData/Local/Programs/Antigravity%20IDE/resources/app/extensions/theme-symbols/src/icons/files/shell.svg"/>
+                <wp:cNvGraphicFramePr>
+                  <a:graphicFrameLocks xmlns:a="http://schemas.openxmlformats.org/drawingml/2006/main" noChangeAspect="1"/>
+                </wp:cNvGraphicFramePr>
+                <a:graphic xmlns:a="http://schemas.openxmlformats.org/drawingml/2006/main">
+                  <a:graphicData uri="http://schemas.microsoft.com/office/word/2010/wordprocessingShape">
+                    <wps:wsp>
+                      <wps:cNvSpPr>
+                        <a:spLocks noChangeAspect="1" noChangeArrowheads="1"/>
+                      </wps:cNvSpPr>
+                      <wps:spPr bwMode="auto">
+                        <a:xfrm>
+                          <a:off x="0" y="0"/>
+                          <a:ext cx="303530" cy="303530"/>
+                        </a:xfrm>
+                        <a:prstGeom prst="rect">
+                          <a:avLst/>
+                        </a:prstGeom>
+                        <a:noFill/>
+                        <a:ln>
+                          <a:noFill/>
+                        </a:ln>
+                        <a:extLst>
+                          <a:ext uri="{909E8E84-426E-40DD-AFC4-6F175D3DCCD1}">
+                            <a14:hiddenFill xmlns:a14="http://schemas.microsoft.com/office/drawing/2010/main">
+                              <a:solidFill>
+                                <a:srgbClr val="FFFFFF"/>
+                              </a:solidFill>
+                            </a14:hiddenFill>
+                          </a:ext>
+                          <a:ext uri="{91240B29-F687-4F45-9708-019B960494DF}">
+                            <a14:hiddenLine xmlns:a14="http://schemas.microsoft.com/office/drawing/2010/main" w="9525">
+                              <a:solidFill>
+                                <a:srgbClr val="000000"/>
+                              </a:solidFill>
+                              <a:miter lim="800000"/>
+                              <a:headEnd/>
+                              <a:tailEnd/>
+                            </a14:hiddenLine>
+                          </a:ext>
+                        </a:extLst>
+                      </wps:spPr>
+                      <wps:bodyPr rot="0" vert="horz" wrap="square" lIns="91440" tIns="45720" rIns="91440" bIns="45720" anchor="t" anchorCtr="0" upright="1">
+                        <a:noAutofit/>
+                      </wps:bodyPr>
+                    </wps:wsp>
+                  </a:graphicData>
+                </a:graphic>
+              </wp:inline>
+            </w:drawing>
+          </mc:Choice>
+          <mc:Fallback>
+            <w:pict>
+              <v:rect w14:anchorId="3E38421D" id="Rectangle 5" o:spid="_x0000_s1026" alt="vscode-file://vscode-app/c:/Users/TCCB/AppData/Local/Programs/Antigravity%20IDE/resources/app/extensions/theme-symbols/src/icons/files/shell.svg" style="width:23.9pt;height:23.9pt;visibility:visible;mso-wrap-style:square;mso-left-percent:-10001;mso-top-percent:-10001;mso-position-horizontal:absolute;mso-position-horizontal-relative:char;mso-position-vertical:absolute;mso-position-vertical-relative:line;mso-left-percent:-10001;mso-top-percent:-10001;v-text-anchor:top" o:gfxdata="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" filled="f" stroked="f">
+                <o:lock v:ext="edit" aspectratio="t"/>
+                <w10:anchorlock/>
+              </v:rect>
+            </w:pict>
+          </mc:Fallback>
+        </mc:AlternateContent>
+      </w:r>
+    </w:p>
+    <w:p>
+      <w:pPr>
+        <w:pBdr>
+          <w:top w:val="single" w:sz="2" w:space="0" w:color="auto"/>
+          <w:left w:val="single" w:sz="2" w:space="0" w:color="auto"/>
+          <w:bottom w:val="single" w:sz="2" w:space="0" w:color="auto"/>
+          <w:right w:val="single" w:sz="2" w:space="0" w:color="auto"/>
+        </w:pBdr>
+        <w:shd w:val="clear" w:color="auto" w:fill="181818"/>
+        <w:spacing w:before="100" w:beforeAutospacing="1" w:after="100" w:afterAutospacing="1"/>
+        <w:ind w:left="1440"/>
+        <w:rPr>
+          <w:rFonts w:ascii="Segoe UI" w:hAnsi="Segoe UI" w:cs="Segoe UI"/>
+          <w:color w:val="CCCCCC"/>
+          <w:sz w:val="20"/>
+          <w:szCs w:val="20"/>
+        </w:rPr>
+      </w:pPr>
+      <w:r>
+        <w:rPr>
+          <w:rStyle w:val="inline-flex"/>
+          <w:rFonts w:ascii="Segoe UI" w:hAnsi="Segoe UI" w:cs="Segoe UI"/>
+          <w:color w:val="CCCCCC"/>
+          <w:sz w:val="20"/>
+          <w:szCs w:val="20"/>
+          <w:bdr w:val="single" w:sz="2" w:space="0" w:color="auto" w:frame="1"/>
+        </w:rPr>
+        <w:t>Reset_Mat_Khau_Admin.bat</w:t>
+      </w:r>
+    </w:p>
+    <w:p>
+      <w:pPr>
+        <w:numPr>
+          <w:ilvl w:val="1"/>
+          <w:numId w:val="7"/>
+        </w:numPr>
+        <w:pBdr>
+          <w:top w:val="single" w:sz="2" w:space="0" w:color="auto"/>
+          <w:left w:val="single" w:sz="2" w:space="0" w:color="auto"/>
+          <w:bottom w:val="single" w:sz="2" w:space="0" w:color="auto"/>
+          <w:right w:val="single" w:sz="2" w:space="0" w:color="auto"/>
+        </w:pBdr>
+        <w:shd w:val="clear" w:color="auto" w:fill="181818"/>
+        <w:spacing w:before="100" w:beforeAutospacing="1" w:after="100" w:afterAutospacing="1" w:line="240" w:lineRule="auto"/>
+        <w:rPr>
+          <w:rFonts w:ascii="Segoe UI" w:hAnsi="Segoe UI" w:cs="Segoe UI"/>
+          <w:color w:val="CCCCCC"/>
+          <w:sz w:val="20"/>
+          <w:szCs w:val="20"/>
+        </w:rPr>
+      </w:pPr>
+      <w:r>
+        <w:rPr>
+          <w:rFonts w:ascii="Segoe UI" w:hAnsi="Segoe UI" w:cs="Segoe UI"/>
+          <w:color w:val="CCCCCC"/>
+          <w:sz w:val="20"/>
+          <w:szCs w:val="20"/>
+        </w:rPr>
+        <w:t>Cửa sổ màu xanh lá sẽ chạy và thông báo ngay lập tức:</w:t>
+      </w:r>
+    </w:p>
+    <w:p>
+      <w:pPr>
+        <w:pStyle w:val="HTMLPreformatted"/>
+        <w:pBdr>
+          <w:top w:val="single" w:sz="2" w:space="0" w:color="auto"/>
+          <w:left w:val="single" w:sz="2" w:space="0" w:color="auto"/>
+          <w:bottom w:val="single" w:sz="2" w:space="0" w:color="auto"/>
+          <w:right w:val="single" w:sz="2" w:space="0" w:color="auto"/>
+        </w:pBdr>
+        <w:shd w:val="clear" w:color="auto" w:fill="181818"/>
+        <w:ind w:left="1440"/>
+        <w:rPr>
+          <w:rFonts w:ascii="Arial" w:hAnsi="Arial" w:cs="Arial"/>
+          <w:color w:val="CCCCCC"/>
+        </w:rPr>
+      </w:pPr>
+      <w:r>
+        <w:rPr>
+          <w:rFonts w:ascii="Arial" w:hAnsi="Arial" w:cs="Arial"/>
+          <w:color w:val="CCCCCC"/>
+        </w:rPr>
+        <w:t>text</w:t>
+      </w:r>
+    </w:p>
+    <w:p>
+      <w:pPr>
+        <w:pStyle w:val="HTMLPreformatted"/>
+        <w:pBdr>
+          <w:top w:val="single" w:sz="2" w:space="0" w:color="auto"/>
+          <w:left w:val="single" w:sz="2" w:space="0" w:color="auto"/>
+          <w:bottom w:val="single" w:sz="2" w:space="0" w:color="auto"/>
+          <w:right w:val="single" w:sz="2" w:space="0" w:color="auto"/>
+        </w:pBdr>
+        <w:shd w:val="clear" w:color="auto" w:fill="181818"/>
+        <w:ind w:left="1440"/>
+        <w:rPr>
+          <w:color w:val="CCCCCC"/>
+        </w:rPr>
+      </w:pPr>
+      <w:r>
+        <w:rPr>
+          <w:rStyle w:val="mtk1"/>
+          <w:color w:val="CCCCCC"/>
+          <w:bdr w:val="single" w:sz="2" w:space="0" w:color="auto" w:frame="1"/>
+        </w:rPr>
+        <w:t>==================================================================</w:t>
+      </w:r>
+    </w:p>
+    <w:p>
+      <w:pPr>
+        <w:pStyle w:val="HTMLPreformatted"/>
+        <w:pBdr>
+          <w:top w:val="single" w:sz="2" w:space="0" w:color="auto"/>
+          <w:left w:val="single" w:sz="2" w:space="0" w:color="auto"/>
+          <w:bottom w:val="single" w:sz="2" w:space="0" w:color="auto"/>
+          <w:right w:val="single" w:sz="2" w:space="0" w:color="auto"/>
+        </w:pBdr>
+        <w:shd w:val="clear" w:color="auto" w:fill="181818"/>
+        <w:ind w:left="1440"/>
+        <w:rPr>
+          <w:color w:val="CCCCCC"/>
+        </w:rPr>
+      </w:pPr>
+      <w:r>
+        <w:rPr>
+          <w:rStyle w:val="mtk1"/>
+          <w:rFonts w:ascii="Segoe UI Symbol" w:hAnsi="Segoe UI Symbol" w:cs="Segoe UI Symbol"/>
+          <w:color w:val="CCCCCC"/>
+          <w:bdr w:val="single" w:sz="2" w:space="0" w:color="auto" w:frame="1"/>
+        </w:rPr>
+        <w:t>✅</w:t>
+      </w:r>
+      <w:r>
+        <w:rPr>
+          <w:rStyle w:val="mtk1"/>
+          <w:color w:val="CCCCCC"/>
+          <w:bdr w:val="single" w:sz="2" w:space="0" w:color="auto" w:frame="1"/>
+        </w:rPr>
+        <w:t xml:space="preserve"> [THÀNH CÔNG] ĐÃ KHÔI PHỤC MẬT KHẨU ADMIN VỀ MẶC ĐỊNH BAN ĐẦU!</w:t>
+      </w:r>
+    </w:p>
+    <w:p>
+      <w:pPr>
+        <w:pStyle w:val="HTMLPreformatted"/>
+        <w:pBdr>
+          <w:top w:val="single" w:sz="2" w:space="0" w:color="auto"/>
+          <w:left w:val="single" w:sz="2" w:space="0" w:color="auto"/>
+          <w:bottom w:val="single" w:sz="2" w:space="0" w:color="auto"/>
+          <w:right w:val="single" w:sz="2" w:space="0" w:color="auto"/>
+        </w:pBdr>
+        <w:shd w:val="clear" w:color="auto" w:fill="181818"/>
+        <w:ind w:left="1440"/>
+        <w:rPr>
+          <w:color w:val="CCCCCC"/>
+        </w:rPr>
+      </w:pPr>
+      <w:r>
+        <w:rPr>
+          <w:rStyle w:val="mtk1"/>
+          <w:color w:val="CCCCCC"/>
+          <w:bdr w:val="single" w:sz="2" w:space="0" w:color="auto" w:frame="1"/>
+        </w:rPr>
+        <w:t>==================================================================</w:t>
+      </w:r>
+    </w:p>
+    <w:p>
+      <w:pPr>
+        <w:pStyle w:val="HTMLPreformatted"/>
+        <w:pBdr>
+          <w:top w:val="single" w:sz="2" w:space="0" w:color="auto"/>
+          <w:left w:val="single" w:sz="2" w:space="0" w:color="auto"/>
+          <w:bottom w:val="single" w:sz="2" w:space="0" w:color="auto"/>
+          <w:right w:val="single" w:sz="2" w:space="0" w:color="auto"/>
+        </w:pBdr>
+        <w:shd w:val="clear" w:color="auto" w:fill="181818"/>
+        <w:ind w:left="1440"/>
+        <w:rPr>
+          <w:color w:val="CCCCCC"/>
+        </w:rPr>
+      </w:pPr>
+      <w:r>
+        <w:rPr>
+          <w:rStyle w:val="mtk1"/>
+          <w:rFonts w:ascii="Segoe UI Symbol" w:hAnsi="Segoe UI Symbol" w:cs="Segoe UI Symbol"/>
+          <w:color w:val="CCCCCC"/>
+          <w:bdr w:val="single" w:sz="2" w:space="0" w:color="auto" w:frame="1"/>
+        </w:rPr>
+        <w:t>👤</w:t>
+      </w:r>
+      <w:r>
+        <w:rPr>
+          <w:rStyle w:val="mtk1"/>
+          <w:color w:val="CCCCCC"/>
+          <w:bdr w:val="single" w:sz="2" w:space="0" w:color="auto" w:frame="1"/>
+        </w:rPr>
+        <w:t xml:space="preserve"> Tên đăng nhập: admin</w:t>
+      </w:r>
+    </w:p>
+    <w:p>
+      <w:pPr>
+        <w:pStyle w:val="HTMLPreformatted"/>
+        <w:pBdr>
+          <w:top w:val="single" w:sz="2" w:space="0" w:color="auto"/>
+          <w:left w:val="single" w:sz="2" w:space="0" w:color="auto"/>
+          <w:bottom w:val="single" w:sz="2" w:space="0" w:color="auto"/>
+          <w:right w:val="single" w:sz="2" w:space="0" w:color="auto"/>
+        </w:pBdr>
+        <w:shd w:val="clear" w:color="auto" w:fill="181818"/>
+        <w:ind w:left="1440"/>
+        <w:rPr>
+          <w:color w:val="CCCCCC"/>
+        </w:rPr>
+      </w:pPr>
+      <w:r>
+        <w:rPr>
+          <w:rStyle w:val="mtk1"/>
+          <w:rFonts w:ascii="Segoe UI Symbol" w:hAnsi="Segoe UI Symbol" w:cs="Segoe UI Symbol"/>
+          <w:color w:val="CCCCCC"/>
+          <w:bdr w:val="single" w:sz="2" w:space="0" w:color="auto" w:frame="1"/>
+        </w:rPr>
+        <w:lastRenderedPageBreak/>
+        <w:t>🔒</w:t>
+      </w:r>
+      <w:r>
+        <w:rPr>
+          <w:rStyle w:val="mtk1"/>
+          <w:color w:val="CCCCCC"/>
+          <w:bdr w:val="single" w:sz="2" w:space="0" w:color="auto" w:frame="1"/>
+        </w:rPr>
+        <w:t xml:space="preserve"> Mật khẩu mới:  admin123</w:t>
+      </w:r>
+    </w:p>
+    <w:p>
+      <w:pPr>
+        <w:pStyle w:val="NormalWeb"/>
+        <w:numPr>
+          <w:ilvl w:val="0"/>
+          <w:numId w:val="7"/>
+        </w:numPr>
+        <w:pBdr>
+          <w:top w:val="single" w:sz="2" w:space="0" w:color="auto"/>
+          <w:left w:val="single" w:sz="2" w:space="0" w:color="auto"/>
+          <w:bottom w:val="single" w:sz="2" w:space="0" w:color="auto"/>
+          <w:right w:val="single" w:sz="2" w:space="0" w:color="auto"/>
+        </w:pBdr>
+        <w:shd w:val="clear" w:color="auto" w:fill="181818"/>
+        <w:spacing w:before="0" w:beforeAutospacing="0" w:after="0" w:afterAutospacing="0"/>
+        <w:rPr>
+          <w:rFonts w:ascii="Segoe UI" w:hAnsi="Segoe UI" w:cs="Segoe UI"/>
+          <w:color w:val="CCCCCC"/>
+          <w:sz w:val="20"/>
+          <w:szCs w:val="20"/>
+        </w:rPr>
+      </w:pPr>
+      <w:r>
+        <w:rPr>
+          <w:rStyle w:val="Strong"/>
+          <w:rFonts w:ascii="Segoe UI Symbol" w:hAnsi="Segoe UI Symbol" w:cs="Segoe UI Symbol"/>
+          <w:color w:val="CCCCCC"/>
+          <w:sz w:val="20"/>
+          <w:szCs w:val="20"/>
+          <w:bdr w:val="single" w:sz="2" w:space="0" w:color="auto" w:frame="1"/>
+        </w:rPr>
+        <w:t>🛡</w:t>
+      </w:r>
+      <w:r>
+        <w:rPr>
+          <w:rStyle w:val="Strong"/>
+          <w:rFonts w:ascii="Segoe UI" w:hAnsi="Segoe UI" w:cs="Segoe UI"/>
+          <w:color w:val="CCCCCC"/>
+          <w:sz w:val="20"/>
+          <w:szCs w:val="20"/>
+          <w:bdr w:val="single" w:sz="2" w:space="0" w:color="auto" w:frame="1"/>
+        </w:rPr>
+        <w:t>️ Cách 2: Bấm "Quên mật khẩu?" trực tiếp trên trang Đăng nhập:</w:t>
+      </w:r>
+    </w:p>
+    <w:p>
+      <w:pPr>
+        <w:numPr>
+          <w:ilvl w:val="1"/>
+          <w:numId w:val="7"/>
+        </w:numPr>
+        <w:pBdr>
+          <w:top w:val="single" w:sz="2" w:space="0" w:color="auto"/>
+          <w:left w:val="single" w:sz="2" w:space="0" w:color="auto"/>
+          <w:bottom w:val="single" w:sz="2" w:space="0" w:color="auto"/>
+          <w:right w:val="single" w:sz="2" w:space="0" w:color="auto"/>
+        </w:pBdr>
+        <w:shd w:val="clear" w:color="auto" w:fill="181818"/>
+        <w:spacing w:before="100" w:beforeAutospacing="1" w:after="100" w:afterAutospacing="1" w:line="240" w:lineRule="auto"/>
+        <w:rPr>
+          <w:rStyle w:val="context-scope-mention"/>
+          <w:bdr w:val="single" w:sz="2" w:space="0" w:color="auto" w:frame="1"/>
+        </w:rPr>
+      </w:pPr>
+      <w:r>
+        <w:rPr>
+          <w:rFonts w:ascii="Segoe UI" w:hAnsi="Segoe UI" w:cs="Segoe UI"/>
+          <w:color w:val="CCCCCC"/>
+          <w:sz w:val="20"/>
+          <w:szCs w:val="20"/>
+        </w:rPr>
+        <w:t>Tại trang </w:t>
+      </w:r>
+    </w:p>
+    <w:p>
+      <w:pPr>
+        <w:pBdr>
+          <w:top w:val="single" w:sz="2" w:space="0" w:color="auto"/>
+          <w:left w:val="single" w:sz="2" w:space="0" w:color="auto"/>
+          <w:bottom w:val="single" w:sz="2" w:space="0" w:color="auto"/>
+          <w:right w:val="single" w:sz="2" w:space="0" w:color="auto"/>
+        </w:pBdr>
+        <w:shd w:val="clear" w:color="auto" w:fill="181818"/>
+        <w:spacing w:before="100" w:beforeAutospacing="1" w:after="100" w:afterAutospacing="1"/>
+        <w:ind w:left="1440"/>
+      </w:pPr>
+      <w:r>
+        <w:rPr>
+          <w:rFonts w:ascii="Segoe UI" w:hAnsi="Segoe UI" w:cs="Segoe UI"/>
+          <w:noProof/>
+          <w:color w:val="CCCCCC"/>
+          <w:sz w:val="20"/>
+          <w:szCs w:val="20"/>
+          <w:bdr w:val="single" w:sz="2" w:space="0" w:color="auto" w:frame="1"/>
+        </w:rPr>
+        <mc:AlternateContent>
+          <mc:Choice Requires="wps">
+            <w:drawing>
+              <wp:inline distT="0" distB="0" distL="0" distR="0">
+                <wp:extent cx="303530" cy="303530"/>
+                <wp:effectExtent l="0" t="0" r="0" b="0"/>
+                <wp:docPr id="4" name="Rectangle 4" descr="vscode-file://vscode-app/c:/Users/TCCB/AppData/Local/Programs/Antigravity%20IDE/resources/app/extensions/theme-symbols/src/icons/files/code-orange.svg"/>
+                <wp:cNvGraphicFramePr>
+                  <a:graphicFrameLocks xmlns:a="http://schemas.openxmlformats.org/drawingml/2006/main" noChangeAspect="1"/>
+                </wp:cNvGraphicFramePr>
+                <a:graphic xmlns:a="http://schemas.openxmlformats.org/drawingml/2006/main">
+                  <a:graphicData uri="http://schemas.microsoft.com/office/word/2010/wordprocessingShape">
+                    <wps:wsp>
+                      <wps:cNvSpPr>
+                        <a:spLocks noChangeAspect="1" noChangeArrowheads="1"/>
+                      </wps:cNvSpPr>
+                      <wps:spPr bwMode="auto">
+                        <a:xfrm>
+                          <a:off x="0" y="0"/>
+                          <a:ext cx="303530" cy="303530"/>
+                        </a:xfrm>
+                        <a:prstGeom prst="rect">
+                          <a:avLst/>
+                        </a:prstGeom>
+                        <a:noFill/>
+                        <a:ln>
+                          <a:noFill/>
+                        </a:ln>
+                        <a:extLst>
+                          <a:ext uri="{909E8E84-426E-40DD-AFC4-6F175D3DCCD1}">
+                            <a14:hiddenFill xmlns:a14="http://schemas.microsoft.com/office/drawing/2010/main">
+                              <a:solidFill>
+                                <a:srgbClr val="FFFFFF"/>
+                              </a:solidFill>
+                            </a14:hiddenFill>
+                          </a:ext>
+                          <a:ext uri="{91240B29-F687-4F45-9708-019B960494DF}">
+                            <a14:hiddenLine xmlns:a14="http://schemas.microsoft.com/office/drawing/2010/main" w="9525">
+                              <a:solidFill>
+                                <a:srgbClr val="000000"/>
+                              </a:solidFill>
+                              <a:miter lim="800000"/>
+                              <a:headEnd/>
+                              <a:tailEnd/>
+                            </a14:hiddenLine>
+                          </a:ext>
+                        </a:extLst>
+                      </wps:spPr>
+                      <wps:bodyPr rot="0" vert="horz" wrap="square" lIns="91440" tIns="45720" rIns="91440" bIns="45720" anchor="t" anchorCtr="0" upright="1">
+                        <a:noAutofit/>
+                      </wps:bodyPr>
+                    </wps:wsp>
+                  </a:graphicData>
+                </a:graphic>
+              </wp:inline>
+            </w:drawing>
+          </mc:Choice>
+          <mc:Fallback>
+            <w:pict>
+              <v:rect w14:anchorId="77F97306" id="Rectangle 4" o:spid="_x0000_s1026" alt="vscode-file://vscode-app/c:/Users/TCCB/AppData/Local/Programs/Antigravity%20IDE/resources/app/extensions/theme-symbols/src/icons/files/code-orange.svg" style="width:23.9pt;height:23.9pt;visibility:visible;mso-wrap-style:square;mso-left-percent:-10001;mso-top-percent:-10001;mso-position-horizontal:absolute;mso-position-horizontal-relative:char;mso-position-vertical:absolute;mso-position-vertical-relative:line;mso-left-percent:-10001;mso-top-percent:-10001;v-text-anchor:top" o:gfxdata="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" filled="f" stroked="f">
+                <o:lock v:ext="edit" aspectratio="t"/>
+                <w10:anchorlock/>
+              </v:rect>
+            </w:pict>
+          </mc:Fallback>
+        </mc:AlternateContent>
+      </w:r>
+    </w:p>
+    <w:p>
+      <w:pPr>
+        <w:pBdr>
+          <w:top w:val="single" w:sz="2" w:space="0" w:color="auto"/>
+          <w:left w:val="single" w:sz="2" w:space="0" w:color="auto"/>
+          <w:bottom w:val="single" w:sz="2" w:space="0" w:color="auto"/>
+          <w:right w:val="single" w:sz="2" w:space="0" w:color="auto"/>
+        </w:pBdr>
+        <w:shd w:val="clear" w:color="auto" w:fill="181818"/>
+        <w:spacing w:before="100" w:beforeAutospacing="1" w:after="100" w:afterAutospacing="1"/>
+        <w:ind w:left="1440"/>
+        <w:rPr>
+          <w:rFonts w:ascii="Segoe UI" w:hAnsi="Segoe UI" w:cs="Segoe UI"/>
+          <w:color w:val="CCCCCC"/>
+          <w:sz w:val="20"/>
+          <w:szCs w:val="20"/>
+        </w:rPr>
+      </w:pPr>
+      <w:r>
+        <w:rPr>
+          <w:rStyle w:val="inline-flex"/>
+          <w:rFonts w:ascii="Segoe UI" w:hAnsi="Segoe UI" w:cs="Segoe UI"/>
+          <w:color w:val="CCCCCC"/>
+          <w:sz w:val="20"/>
+          <w:szCs w:val="20"/>
+          <w:bdr w:val="single" w:sz="2" w:space="0" w:color="auto" w:frame="1"/>
+        </w:rPr>
+        <w:t>login.html</w:t>
+      </w:r>
+      <w:r>
+        <w:rPr>
+          <w:rFonts w:ascii="Segoe UI" w:hAnsi="Segoe UI" w:cs="Segoe UI"/>
+          <w:color w:val="CCCCCC"/>
+          <w:sz w:val="20"/>
+          <w:szCs w:val="20"/>
+        </w:rPr>
+        <w:t>, bấm vào dòng </w:t>
+      </w:r>
+      <w:r>
+        <w:rPr>
+          <w:rStyle w:val="Strong"/>
+          <w:rFonts w:ascii="Segoe UI" w:hAnsi="Segoe UI" w:cs="Segoe UI"/>
+          <w:color w:val="CCCCCC"/>
+          <w:sz w:val="20"/>
+          <w:szCs w:val="20"/>
+          <w:bdr w:val="single" w:sz="2" w:space="0" w:color="auto" w:frame="1"/>
+        </w:rPr>
+        <w:t>"Quên mật khẩu?"</w:t>
+      </w:r>
+      <w:r>
+        <w:rPr>
+          <w:rFonts w:ascii="Segoe UI" w:hAnsi="Segoe UI" w:cs="Segoe UI"/>
+          <w:color w:val="CCCCCC"/>
+          <w:sz w:val="20"/>
+          <w:szCs w:val="20"/>
+        </w:rPr>
+        <w:t>.</w:t>
+      </w:r>
+    </w:p>
+    <w:p>
+      <w:pPr>
+        <w:numPr>
+          <w:ilvl w:val="1"/>
+          <w:numId w:val="7"/>
+        </w:numPr>
+        <w:pBdr>
+          <w:top w:val="single" w:sz="2" w:space="0" w:color="auto"/>
+          <w:left w:val="single" w:sz="2" w:space="0" w:color="auto"/>
+          <w:bottom w:val="single" w:sz="2" w:space="0" w:color="auto"/>
+          <w:right w:val="single" w:sz="2" w:space="0" w:color="auto"/>
+        </w:pBdr>
+        <w:shd w:val="clear" w:color="auto" w:fill="181818"/>
+        <w:spacing w:before="100" w:beforeAutospacing="1" w:after="100" w:afterAutospacing="1" w:line="240" w:lineRule="auto"/>
+        <w:rPr>
+          <w:rFonts w:ascii="Segoe UI" w:hAnsi="Segoe UI" w:cs="Segoe UI"/>
+          <w:color w:val="CCCCCC"/>
+          <w:sz w:val="20"/>
+          <w:szCs w:val="20"/>
+        </w:rPr>
+      </w:pPr>
+      <w:r>
+        <w:rPr>
+          <w:rFonts w:ascii="Segoe UI" w:hAnsi="Segoe UI" w:cs="Segoe UI"/>
+          <w:color w:val="CCCCCC"/>
+          <w:sz w:val="20"/>
+          <w:szCs w:val="20"/>
+        </w:rPr>
+        <w:t>Bấm nút </w:t>
+      </w:r>
+      <w:r>
+        <w:rPr>
+          <w:rStyle w:val="Strong"/>
+          <w:rFonts w:ascii="Segoe UI" w:hAnsi="Segoe UI" w:cs="Segoe UI"/>
+          <w:color w:val="CCCCCC"/>
+          <w:sz w:val="20"/>
+          <w:szCs w:val="20"/>
+          <w:bdr w:val="single" w:sz="2" w:space="0" w:color="auto" w:frame="1"/>
+        </w:rPr>
+        <w:t>"</w:t>
+      </w:r>
+      <w:r>
+        <w:rPr>
+          <w:rStyle w:val="Strong"/>
+          <w:rFonts w:ascii="Segoe UI Symbol" w:hAnsi="Segoe UI Symbol" w:cs="Segoe UI Symbol"/>
+          <w:color w:val="CCCCCC"/>
+          <w:sz w:val="20"/>
+          <w:szCs w:val="20"/>
+          <w:bdr w:val="single" w:sz="2" w:space="0" w:color="auto" w:frame="1"/>
+        </w:rPr>
+        <w:t>🔄</w:t>
+      </w:r>
+      <w:r>
+        <w:rPr>
+          <w:rStyle w:val="Strong"/>
+          <w:rFonts w:ascii="Segoe UI" w:hAnsi="Segoe UI" w:cs="Segoe UI"/>
+          <w:color w:val="CCCCCC"/>
+          <w:sz w:val="20"/>
+          <w:szCs w:val="20"/>
+          <w:bdr w:val="single" w:sz="2" w:space="0" w:color="auto" w:frame="1"/>
+        </w:rPr>
+        <w:t xml:space="preserve"> Khôi Phục Về Mặc Định (admin123)"</w:t>
+      </w:r>
+      <w:r>
+        <w:rPr>
+          <w:rFonts w:ascii="Segoe UI" w:hAnsi="Segoe UI" w:cs="Segoe UI"/>
+          <w:color w:val="CCCCCC"/>
+          <w:sz w:val="20"/>
+          <w:szCs w:val="20"/>
+        </w:rPr>
+        <w:t> (nếu thao tác từ máy chủ localhost, hệ thống cho phép khôi phục ngay; nếu thao tác từ xa qua mạng, chỉ cần nhập Master Key bảo mật: </w:t>
+      </w:r>
+      <w:r>
+        <w:rPr>
+          <w:rStyle w:val="HTMLCode"/>
+          <w:rFonts w:ascii="Consolas" w:eastAsiaTheme="majorEastAsia" w:hAnsi="Consolas"/>
+          <w:color w:val="D0D0D0"/>
+          <w:sz w:val="18"/>
+          <w:szCs w:val="18"/>
+          <w:bdr w:val="single" w:sz="2" w:space="0" w:color="auto" w:frame="1"/>
+          <w:shd w:val="clear" w:color="auto" w:fill="3C3C3C"/>
+        </w:rPr>
+        <w:t>BV_RESET_2026</w:t>
+      </w:r>
+      <w:r>
+        <w:rPr>
+          <w:rFonts w:ascii="Segoe UI" w:hAnsi="Segoe UI" w:cs="Segoe UI"/>
+          <w:color w:val="CCCCCC"/>
+          <w:sz w:val="20"/>
+          <w:szCs w:val="20"/>
+        </w:rPr>
+        <w:t>).</w:t>
+      </w:r>
+    </w:p>
+    <w:p>
+      <w:pPr>
+        <w:numPr>
+          <w:ilvl w:val="1"/>
+          <w:numId w:val="7"/>
+        </w:numPr>
+        <w:pBdr>
+          <w:top w:val="single" w:sz="2" w:space="0" w:color="auto"/>
+          <w:left w:val="single" w:sz="2" w:space="0" w:color="auto"/>
+          <w:bottom w:val="single" w:sz="2" w:space="0" w:color="auto"/>
+          <w:right w:val="single" w:sz="2" w:space="0" w:color="auto"/>
+        </w:pBdr>
+        <w:shd w:val="clear" w:color="auto" w:fill="181818"/>
+        <w:spacing w:before="100" w:beforeAutospacing="1" w:after="100" w:afterAutospacing="1" w:line="240" w:lineRule="auto"/>
+        <w:rPr>
+          <w:rFonts w:ascii="Segoe UI" w:hAnsi="Segoe UI" w:cs="Segoe UI"/>
+          <w:color w:val="CCCCCC"/>
+          <w:sz w:val="20"/>
+          <w:szCs w:val="20"/>
+        </w:rPr>
+      </w:pPr>
+      <w:r>
+        <w:rPr>
+          <w:rFonts w:ascii="Segoe UI" w:hAnsi="Segoe UI" w:cs="Segoe UI"/>
+          <w:color w:val="CCCCCC"/>
+          <w:sz w:val="20"/>
+          <w:szCs w:val="20"/>
+        </w:rPr>
+        <w:t>Hệ thống sẽ tự động điền sẵn mật khẩu </w:t>
+      </w:r>
+      <w:r>
+        <w:rPr>
+          <w:rStyle w:val="HTMLCode"/>
+          <w:rFonts w:ascii="Consolas" w:eastAsiaTheme="majorEastAsia" w:hAnsi="Consolas"/>
+          <w:color w:val="D0D0D0"/>
+          <w:sz w:val="18"/>
+          <w:szCs w:val="18"/>
+          <w:bdr w:val="single" w:sz="2" w:space="0" w:color="auto" w:frame="1"/>
+          <w:shd w:val="clear" w:color="auto" w:fill="3C3C3C"/>
+        </w:rPr>
+        <w:t>admin123</w:t>
+      </w:r>
+      <w:r>
+        <w:rPr>
+          <w:rFonts w:ascii="Segoe UI" w:hAnsi="Segoe UI" w:cs="Segoe UI"/>
+          <w:color w:val="CCCCCC"/>
+          <w:sz w:val="20"/>
+          <w:szCs w:val="20"/>
+        </w:rPr>
+        <w:t> vào ô đăng nhập.</w:t>
+      </w:r>
+    </w:p>
+    <w:p>
       <w:bookmarkStart w:id="0" w:name="_GoBack"/>
       <w:bookmarkEnd w:id="0"/>
     </w:p>
@@ -2583,6 +3952,155 @@
 <file path=word/numbering.xml><?xml version="1.0" encoding="utf-8"?>
 <w:numbering xmlns:wpc="http://schemas.microsoft.com/office/word/2010/wordprocessingCanvas" xmlns:mc="http://schemas.openxmlformats.org/markup-compatibility/2006" xmlns:o="urn:schemas-microsoft-com:office:office" xmlns:r="http://schemas.openxmlformats.org/officeDocument/2006/relationships" xmlns:m="http://schemas.openxmlformats.org/officeDocument/2006/math" xmlns:v="urn:schemas-microsoft-com:vml" xmlns:wp14="http://schemas.microsoft.com/office/word/2010/wordprocessingDrawing" xmlns:wp="http://schemas.openxmlformats.org/drawingml/2006/wordprocessingDrawing" xmlns:w10="urn:schemas-microsoft-com:office:word" xmlns:w="http://schemas.openxmlformats.org/wordprocessingml/2006/main" xmlns:w14="http://schemas.microsoft.com/office/word/2010/wordml" xmlns:w15="http://schemas.microsoft.com/office/word/2012/wordml" xmlns:wpg="http://schemas.microsoft.com/office/word/2010/wordprocessingGroup" xmlns:wpi="http://schemas.microsoft.com/office/word/2010/wordprocessingInk" xmlns:wne="http://schemas.microsoft.com/office/word/2006/wordml" xmlns:wps="http://schemas.microsoft.com/office/word/2010/wordprocessingShape" mc:Ignorable="w14 w15 wp14">
   <w:abstractNum w:abstractNumId="0">
+    <w:nsid w:val="00DD4561"/>
+    <w:multiLevelType w:val="multilevel"/>
+    <w:tmpl w:val="ACC47B32"/>
+    <w:lvl w:ilvl="0">
+      <w:start w:val="1"/>
+      <w:numFmt w:val="bullet"/>
+      <w:lvlText w:val=""/>
+      <w:lvlJc w:val="left"/>
+      <w:pPr>
+        <w:tabs>
+          <w:tab w:val="num" w:pos="720"/>
+        </w:tabs>
+        <w:ind w:left="720" w:hanging="360"/>
+      </w:pPr>
+      <w:rPr>
+        <w:rFonts w:ascii="Symbol" w:hAnsi="Symbol" w:hint="default"/>
+        <w:sz w:val="20"/>
+      </w:rPr>
+    </w:lvl>
+    <w:lvl w:ilvl="1">
+      <w:start w:val="1"/>
+      <w:numFmt w:val="bullet"/>
+      <w:lvlText w:val=""/>
+      <w:lvlJc w:val="left"/>
+      <w:pPr>
+        <w:tabs>
+          <w:tab w:val="num" w:pos="1440"/>
+        </w:tabs>
+        <w:ind w:left="1440" w:hanging="360"/>
+      </w:pPr>
+      <w:rPr>
+        <w:rFonts w:ascii="Symbol" w:hAnsi="Symbol" w:hint="default"/>
+        <w:sz w:val="20"/>
+      </w:rPr>
+    </w:lvl>
+    <w:lvl w:ilvl="2" w:tentative="1">
+      <w:start w:val="1"/>
+      <w:numFmt w:val="bullet"/>
+      <w:lvlText w:val=""/>
+      <w:lvlJc w:val="left"/>
+      <w:pPr>
+        <w:tabs>
+          <w:tab w:val="num" w:pos="2160"/>
+        </w:tabs>
+        <w:ind w:left="2160" w:hanging="360"/>
+      </w:pPr>
+      <w:rPr>
+        <w:rFonts w:ascii="Symbol" w:hAnsi="Symbol" w:hint="default"/>
+        <w:sz w:val="20"/>
+      </w:rPr>
+    </w:lvl>
+    <w:lvl w:ilvl="3" w:tentative="1">
+      <w:start w:val="1"/>
+      <w:numFmt w:val="bullet"/>
+      <w:lvlText w:val=""/>
+      <w:lvlJc w:val="left"/>
+      <w:pPr>
+        <w:tabs>
+          <w:tab w:val="num" w:pos="2880"/>
+        </w:tabs>
+        <w:ind w:left="2880" w:hanging="360"/>
+      </w:pPr>
+      <w:rPr>
+        <w:rFonts w:ascii="Symbol" w:hAnsi="Symbol" w:hint="default"/>
+        <w:sz w:val="20"/>
+      </w:rPr>
+    </w:lvl>
+    <w:lvl w:ilvl="4" w:tentative="1">
+      <w:start w:val="1"/>
+      <w:numFmt w:val="bullet"/>
+      <w:lvlText w:val=""/>
+      <w:lvlJc w:val="left"/>
+      <w:pPr>
+        <w:tabs>
+          <w:tab w:val="num" w:pos="3600"/>
+        </w:tabs>
+        <w:ind w:left="3600" w:hanging="360"/>
+      </w:pPr>
+      <w:rPr>
+        <w:rFonts w:ascii="Symbol" w:hAnsi="Symbol" w:hint="default"/>
+        <w:sz w:val="20"/>
+      </w:rPr>
+    </w:lvl>
+    <w:lvl w:ilvl="5" w:tentative="1">
+      <w:start w:val="1"/>
+      <w:numFmt w:val="bullet"/>
+      <w:lvlText w:val=""/>
+      <w:lvlJc w:val="left"/>
+      <w:pPr>
+        <w:tabs>
+          <w:tab w:val="num" w:pos="4320"/>
+        </w:tabs>
+        <w:ind w:left="4320" w:hanging="360"/>
+      </w:pPr>
+      <w:rPr>
+        <w:rFonts w:ascii="Symbol" w:hAnsi="Symbol" w:hint="default"/>
+        <w:sz w:val="20"/>
+      </w:rPr>
+    </w:lvl>
+    <w:lvl w:ilvl="6" w:tentative="1">
+      <w:start w:val="1"/>
+      <w:numFmt w:val="bullet"/>
+      <w:lvlText w:val=""/>
+      <w:lvlJc w:val="left"/>
+      <w:pPr>
+        <w:tabs>
+          <w:tab w:val="num" w:pos="5040"/>
+        </w:tabs>
+        <w:ind w:left="5040" w:hanging="360"/>
+      </w:pPr>
+      <w:rPr>
+        <w:rFonts w:ascii="Symbol" w:hAnsi="Symbol" w:hint="default"/>
+        <w:sz w:val="20"/>
+      </w:rPr>
+    </w:lvl>
+    <w:lvl w:ilvl="7" w:tentative="1">
+      <w:start w:val="1"/>
+      <w:numFmt w:val="bullet"/>
+      <w:lvlText w:val=""/>
+      <w:lvlJc w:val="left"/>
+      <w:pPr>
+        <w:tabs>
+          <w:tab w:val="num" w:pos="5760"/>
+        </w:tabs>
+        <w:ind w:left="5760" w:hanging="360"/>
+      </w:pPr>
+      <w:rPr>
+        <w:rFonts w:ascii="Symbol" w:hAnsi="Symbol" w:hint="default"/>
+        <w:sz w:val="20"/>
+      </w:rPr>
+    </w:lvl>
+    <w:lvl w:ilvl="8" w:tentative="1">
+      <w:start w:val="1"/>
+      <w:numFmt w:val="bullet"/>
+      <w:lvlText w:val=""/>
+      <w:lvlJc w:val="left"/>
+      <w:pPr>
+        <w:tabs>
+          <w:tab w:val="num" w:pos="6480"/>
+        </w:tabs>
+        <w:ind w:left="6480" w:hanging="360"/>
+      </w:pPr>
+      <w:rPr>
+        <w:rFonts w:ascii="Symbol" w:hAnsi="Symbol" w:hint="default"/>
+        <w:sz w:val="20"/>
+      </w:rPr>
+    </w:lvl>
+  </w:abstractNum>
+  <w:abstractNum w:abstractNumId="1">
     <w:nsid w:val="06B73981"/>
     <w:multiLevelType w:val="multilevel"/>
     <w:tmpl w:val="9FE6CDD0"/>
@@ -2731,7 +4249,7 @@
       </w:rPr>
     </w:lvl>
   </w:abstractNum>
-  <w:abstractNum w:abstractNumId="1">
+  <w:abstractNum w:abstractNumId="2">
     <w:nsid w:val="0EA74A85"/>
     <w:multiLevelType w:val="multilevel"/>
     <w:tmpl w:val="488C7C68"/>
@@ -2880,7 +4398,7 @@
       </w:rPr>
     </w:lvl>
   </w:abstractNum>
-  <w:abstractNum w:abstractNumId="2">
+  <w:abstractNum w:abstractNumId="3">
     <w:nsid w:val="1C6450E6"/>
     <w:multiLevelType w:val="multilevel"/>
     <w:tmpl w:val="7A104488"/>
@@ -3029,7 +4547,156 @@
       </w:rPr>
     </w:lvl>
   </w:abstractNum>
-  <w:abstractNum w:abstractNumId="3">
+  <w:abstractNum w:abstractNumId="4">
+    <w:nsid w:val="2305272B"/>
+    <w:multiLevelType w:val="multilevel"/>
+    <w:tmpl w:val="892A70E6"/>
+    <w:lvl w:ilvl="0">
+      <w:start w:val="1"/>
+      <w:numFmt w:val="bullet"/>
+      <w:lvlText w:val=""/>
+      <w:lvlJc w:val="left"/>
+      <w:pPr>
+        <w:tabs>
+          <w:tab w:val="num" w:pos="720"/>
+        </w:tabs>
+        <w:ind w:left="720" w:hanging="360"/>
+      </w:pPr>
+      <w:rPr>
+        <w:rFonts w:ascii="Symbol" w:hAnsi="Symbol" w:hint="default"/>
+        <w:sz w:val="20"/>
+      </w:rPr>
+    </w:lvl>
+    <w:lvl w:ilvl="1">
+      <w:start w:val="1"/>
+      <w:numFmt w:val="bullet"/>
+      <w:lvlText w:val=""/>
+      <w:lvlJc w:val="left"/>
+      <w:pPr>
+        <w:tabs>
+          <w:tab w:val="num" w:pos="1440"/>
+        </w:tabs>
+        <w:ind w:left="1440" w:hanging="360"/>
+      </w:pPr>
+      <w:rPr>
+        <w:rFonts w:ascii="Symbol" w:hAnsi="Symbol" w:hint="default"/>
+        <w:sz w:val="20"/>
+      </w:rPr>
+    </w:lvl>
+    <w:lvl w:ilvl="2" w:tentative="1">
+      <w:start w:val="1"/>
+      <w:numFmt w:val="bullet"/>
+      <w:lvlText w:val=""/>
+      <w:lvlJc w:val="left"/>
+      <w:pPr>
+        <w:tabs>
+          <w:tab w:val="num" w:pos="2160"/>
+        </w:tabs>
+        <w:ind w:left="2160" w:hanging="360"/>
+      </w:pPr>
+      <w:rPr>
+        <w:rFonts w:ascii="Symbol" w:hAnsi="Symbol" w:hint="default"/>
+        <w:sz w:val="20"/>
+      </w:rPr>
+    </w:lvl>
+    <w:lvl w:ilvl="3" w:tentative="1">
+      <w:start w:val="1"/>
+      <w:numFmt w:val="bullet"/>
+      <w:lvlText w:val=""/>
+      <w:lvlJc w:val="left"/>
+      <w:pPr>
+        <w:tabs>
+          <w:tab w:val="num" w:pos="2880"/>
+        </w:tabs>
+        <w:ind w:left="2880" w:hanging="360"/>
+      </w:pPr>
+      <w:rPr>
+        <w:rFonts w:ascii="Symbol" w:hAnsi="Symbol" w:hint="default"/>
+        <w:sz w:val="20"/>
+      </w:rPr>
+    </w:lvl>
+    <w:lvl w:ilvl="4" w:tentative="1">
+      <w:start w:val="1"/>
+      <w:numFmt w:val="bullet"/>
+      <w:lvlText w:val=""/>
+      <w:lvlJc w:val="left"/>
+      <w:pPr>
+        <w:tabs>
+          <w:tab w:val="num" w:pos="3600"/>
+        </w:tabs>
+        <w:ind w:left="3600" w:hanging="360"/>
+      </w:pPr>
+      <w:rPr>
+        <w:rFonts w:ascii="Symbol" w:hAnsi="Symbol" w:hint="default"/>
+        <w:sz w:val="20"/>
+      </w:rPr>
+    </w:lvl>
+    <w:lvl w:ilvl="5" w:tentative="1">
+      <w:start w:val="1"/>
+      <w:numFmt w:val="bullet"/>
+      <w:lvlText w:val=""/>
+      <w:lvlJc w:val="left"/>
+      <w:pPr>
+        <w:tabs>
+          <w:tab w:val="num" w:pos="4320"/>
+        </w:tabs>
+        <w:ind w:left="4320" w:hanging="360"/>
+      </w:pPr>
+      <w:rPr>
+        <w:rFonts w:ascii="Symbol" w:hAnsi="Symbol" w:hint="default"/>
+        <w:sz w:val="20"/>
+      </w:rPr>
+    </w:lvl>
+    <w:lvl w:ilvl="6" w:tentative="1">
+      <w:start w:val="1"/>
+      <w:numFmt w:val="bullet"/>
+      <w:lvlText w:val=""/>
+      <w:lvlJc w:val="left"/>
+      <w:pPr>
+        <w:tabs>
+          <w:tab w:val="num" w:pos="5040"/>
+        </w:tabs>
+        <w:ind w:left="5040" w:hanging="360"/>
+      </w:pPr>
+      <w:rPr>
+        <w:rFonts w:ascii="Symbol" w:hAnsi="Symbol" w:hint="default"/>
+        <w:sz w:val="20"/>
+      </w:rPr>
+    </w:lvl>
+    <w:lvl w:ilvl="7" w:tentative="1">
+      <w:start w:val="1"/>
+      <w:numFmt w:val="bullet"/>
+      <w:lvlText w:val=""/>
+      <w:lvlJc w:val="left"/>
+      <w:pPr>
+        <w:tabs>
+          <w:tab w:val="num" w:pos="5760"/>
+        </w:tabs>
+        <w:ind w:left="5760" w:hanging="360"/>
+      </w:pPr>
+      <w:rPr>
+        <w:rFonts w:ascii="Symbol" w:hAnsi="Symbol" w:hint="default"/>
+        <w:sz w:val="20"/>
+      </w:rPr>
+    </w:lvl>
+    <w:lvl w:ilvl="8" w:tentative="1">
+      <w:start w:val="1"/>
+      <w:numFmt w:val="bullet"/>
+      <w:lvlText w:val=""/>
+      <w:lvlJc w:val="left"/>
+      <w:pPr>
+        <w:tabs>
+          <w:tab w:val="num" w:pos="6480"/>
+        </w:tabs>
+        <w:ind w:left="6480" w:hanging="360"/>
+      </w:pPr>
+      <w:rPr>
+        <w:rFonts w:ascii="Symbol" w:hAnsi="Symbol" w:hint="default"/>
+        <w:sz w:val="20"/>
+      </w:rPr>
+    </w:lvl>
+  </w:abstractNum>
+  <w:abstractNum w:abstractNumId="5">
     <w:nsid w:val="3A73209C"/>
     <w:multiLevelType w:val="multilevel"/>
     <w:tmpl w:val="4EA8D618"/>
@@ -3142,7 +4809,7 @@
       </w:pPr>
     </w:lvl>
   </w:abstractNum>
-  <w:abstractNum w:abstractNumId="4">
+  <w:abstractNum w:abstractNumId="6">
     <w:nsid w:val="789B12EC"/>
     <w:multiLevelType w:val="multilevel"/>
     <w:tmpl w:val="4836AAE2"/>
@@ -3292,19 +4959,25 @@
     </w:lvl>
   </w:abstractNum>
   <w:num w:numId="1">
+    <w:abstractNumId w:val="5"/>
+  </w:num>
+  <w:num w:numId="2">
+    <w:abstractNumId w:val="6"/>
+  </w:num>
+  <w:num w:numId="3">
+    <w:abstractNumId w:val="2"/>
+  </w:num>
+  <w:num w:numId="4">
+    <w:abstractNumId w:val="1"/>
+  </w:num>
+  <w:num w:numId="5">
     <w:abstractNumId w:val="3"/>
   </w:num>
-  <w:num w:numId="2">
-    <w:abstractNumId w:val="4"/>
-  </w:num>
-  <w:num w:numId="3">
-    <w:abstractNumId w:val="1"/>
-  </w:num>
-  <w:num w:numId="4">
+  <w:num w:numId="6">
     <w:abstractNumId w:val="0"/>
   </w:num>
-  <w:num w:numId="5">
-    <w:abstractNumId w:val="2"/>
+  <w:num w:numId="7">
+    <w:abstractNumId w:val="4"/>
   </w:num>
 </w:numbering>
 </file>
@@ -3861,6 +5534,59 @@
       <w:szCs w:val="20"/>
     </w:rPr>
   </w:style>
+  <w:style w:type="paragraph" w:styleId="HTMLPreformatted">
+    <w:name w:val="HTML Preformatted"/>
+    <w:basedOn w:val="Normal"/>
+    <w:link w:val="HTMLPreformattedChar"/>
+    <w:uiPriority w:val="99"/>
+    <w:semiHidden/>
+    <w:unhideWhenUsed/>
+    <w:rsid w:val="000D3FD8"/>
+    <w:pPr>
+      <w:tabs>
+        <w:tab w:val="left" w:pos="916"/>
+        <w:tab w:val="left" w:pos="1832"/>
+        <w:tab w:val="left" w:pos="2748"/>
+        <w:tab w:val="left" w:pos="3664"/>
+        <w:tab w:val="left" w:pos="4580"/>
+        <w:tab w:val="left" w:pos="5496"/>
+        <w:tab w:val="left" w:pos="6412"/>
+        <w:tab w:val="left" w:pos="7328"/>
+        <w:tab w:val="left" w:pos="8244"/>
+        <w:tab w:val="left" w:pos="9160"/>
+        <w:tab w:val="left" w:pos="10076"/>
+        <w:tab w:val="left" w:pos="10992"/>
+        <w:tab w:val="left" w:pos="11908"/>
+        <w:tab w:val="left" w:pos="12824"/>
+        <w:tab w:val="left" w:pos="13740"/>
+        <w:tab w:val="left" w:pos="14656"/>
+      </w:tabs>
+      <w:spacing w:after="0" w:line="240" w:lineRule="auto"/>
+    </w:pPr>
+    <w:rPr>
+      <w:rFonts w:ascii="Courier New" w:eastAsia="Times New Roman" w:hAnsi="Courier New" w:cs="Courier New"/>
+      <w:sz w:val="20"/>
+      <w:szCs w:val="20"/>
+    </w:rPr>
+  </w:style>
+  <w:style w:type="character" w:customStyle="1" w:styleId="HTMLPreformattedChar">
+    <w:name w:val="HTML Preformatted Char"/>
+    <w:basedOn w:val="DefaultParagraphFont"/>
+    <w:link w:val="HTMLPreformatted"/>
+    <w:uiPriority w:val="99"/>
+    <w:semiHidden/>
+    <w:rsid w:val="000D3FD8"/>
+    <w:rPr>
+      <w:rFonts w:ascii="Courier New" w:eastAsia="Times New Roman" w:hAnsi="Courier New" w:cs="Courier New"/>
+      <w:sz w:val="20"/>
+      <w:szCs w:val="20"/>
+    </w:rPr>
+  </w:style>
+  <w:style w:type="character" w:customStyle="1" w:styleId="mtk1">
+    <w:name w:val="mtk1"/>
+    <w:basedOn w:val="DefaultParagraphFont"/>
+    <w:rsid w:val="000D3FD8"/>
+  </w:style>
 </w:styles>
 </file>
 

--- a/New Microsoft Word Document.docx
+++ b/New Microsoft Word Document.docx
@@ -21297,6 +21297,796 @@
       </w:r>
     </w:p>
     <w:p>
+      <w:pPr>
+        <w:pStyle w:val="Heading4"/>
+        <w:pBdr>
+          <w:top w:val="single" w:sz="2" w:space="0" w:color="auto"/>
+          <w:left w:val="single" w:sz="2" w:space="0" w:color="auto"/>
+          <w:bottom w:val="single" w:sz="2" w:space="0" w:color="auto"/>
+          <w:right w:val="single" w:sz="2" w:space="0" w:color="auto"/>
+        </w:pBdr>
+        <w:shd w:val="clear" w:color="auto" w:fill="181818"/>
+        <w:rPr>
+          <w:rFonts w:ascii="Segoe UI" w:hAnsi="Segoe UI" w:cs="Segoe UI"/>
+          <w:color w:val="CCCCCC"/>
+          <w:sz w:val="20"/>
+          <w:szCs w:val="20"/>
+        </w:rPr>
+      </w:pPr>
+      <w:r>
+        <w:rPr>
+          <w:rFonts w:ascii="Segoe UI Symbol" w:hAnsi="Segoe UI Symbol" w:cs="Segoe UI Symbol"/>
+          <w:b/>
+          <w:bCs/>
+          <w:color w:val="CCCCCC"/>
+          <w:sz w:val="20"/>
+          <w:szCs w:val="20"/>
+        </w:rPr>
+        <w:t>🌟</w:t>
+      </w:r>
+      <w:r>
+        <w:rPr>
+          <w:rFonts w:ascii="Segoe UI" w:hAnsi="Segoe UI" w:cs="Segoe UI"/>
+          <w:b/>
+          <w:bCs/>
+          <w:color w:val="CCCCCC"/>
+          <w:sz w:val="20"/>
+          <w:szCs w:val="20"/>
+        </w:rPr>
+        <w:t xml:space="preserve"> Cách 1: Thiết lập Biến môi trường trên Vercel (Triệt để 100% vĩnh viễn)</w:t>
+      </w:r>
+    </w:p>
+    <w:p>
+      <w:pPr>
+        <w:pStyle w:val="NormalWeb"/>
+        <w:pBdr>
+          <w:top w:val="single" w:sz="2" w:space="0" w:color="auto"/>
+          <w:left w:val="single" w:sz="2" w:space="0" w:color="auto"/>
+          <w:bottom w:val="single" w:sz="2" w:space="0" w:color="auto"/>
+          <w:right w:val="single" w:sz="2" w:space="0" w:color="auto"/>
+        </w:pBdr>
+        <w:shd w:val="clear" w:color="auto" w:fill="181818"/>
+        <w:spacing w:before="0" w:beforeAutospacing="0" w:after="0" w:afterAutospacing="0"/>
+        <w:rPr>
+          <w:rFonts w:ascii="Segoe UI" w:hAnsi="Segoe UI" w:cs="Segoe UI"/>
+          <w:color w:val="CCCCCC"/>
+          <w:sz w:val="20"/>
+          <w:szCs w:val="20"/>
+        </w:rPr>
+      </w:pPr>
+      <w:r>
+        <w:rPr>
+          <w:rStyle w:val="Emphasis"/>
+          <w:rFonts w:ascii="Segoe UI" w:hAnsi="Segoe UI" w:cs="Segoe UI"/>
+          <w:color w:val="CCCCCC"/>
+          <w:sz w:val="20"/>
+          <w:szCs w:val="20"/>
+          <w:bdr w:val="single" w:sz="2" w:space="0" w:color="auto" w:frame="1"/>
+        </w:rPr>
+        <w:t>Cách này giúp đường dẫn được lưu cố định trên hạ tầng Vercel. Dù bạn đăng nhập từ máy tính cơ quan, máy tính ở nhà hay điện thoại, đường dẫn luôn luôn sẵn sàng và không bao giờ mất.</w:t>
+      </w:r>
+    </w:p>
+    <w:p>
+      <w:pPr>
+        <w:numPr>
+          <w:ilvl w:val="0"/>
+          <w:numId w:val="15"/>
+        </w:numPr>
+        <w:pBdr>
+          <w:top w:val="single" w:sz="2" w:space="0" w:color="auto"/>
+          <w:left w:val="single" w:sz="2" w:space="0" w:color="auto"/>
+          <w:bottom w:val="single" w:sz="2" w:space="0" w:color="auto"/>
+          <w:right w:val="single" w:sz="2" w:space="0" w:color="auto"/>
+        </w:pBdr>
+        <w:shd w:val="clear" w:color="auto" w:fill="181818"/>
+        <w:spacing w:before="100" w:beforeAutospacing="1" w:after="100" w:afterAutospacing="1" w:line="240" w:lineRule="auto"/>
+        <w:rPr>
+          <w:rFonts w:ascii="Segoe UI" w:hAnsi="Segoe UI" w:cs="Segoe UI"/>
+          <w:color w:val="CCCCCC"/>
+          <w:sz w:val="20"/>
+          <w:szCs w:val="20"/>
+        </w:rPr>
+      </w:pPr>
+      <w:r>
+        <w:rPr>
+          <w:rFonts w:ascii="Segoe UI" w:hAnsi="Segoe UI" w:cs="Segoe UI"/>
+          <w:color w:val="CCCCCC"/>
+          <w:sz w:val="20"/>
+          <w:szCs w:val="20"/>
+        </w:rPr>
+        <w:t>Truy cập vào </w:t>
+      </w:r>
+      <w:hyperlink r:id="rId6" w:history="1">
+        <w:r>
+          <w:rPr>
+            <w:rStyle w:val="Hyperlink"/>
+            <w:rFonts w:ascii="Segoe UI" w:hAnsi="Segoe UI" w:cs="Segoe UI"/>
+            <w:color w:val="4DAAFC"/>
+            <w:sz w:val="20"/>
+            <w:szCs w:val="20"/>
+            <w:bdr w:val="single" w:sz="2" w:space="0" w:color="auto" w:frame="1"/>
+          </w:rPr>
+          <w:t>Vercel Dashboard</w:t>
+        </w:r>
+      </w:hyperlink>
+      <w:r>
+        <w:rPr>
+          <w:rFonts w:ascii="Segoe UI" w:hAnsi="Segoe UI" w:cs="Segoe UI"/>
+          <w:color w:val="CCCCCC"/>
+          <w:sz w:val="20"/>
+          <w:szCs w:val="20"/>
+        </w:rPr>
+        <w:t> và đăng nhập.</w:t>
+      </w:r>
+    </w:p>
+    <w:p>
+      <w:pPr>
+        <w:numPr>
+          <w:ilvl w:val="0"/>
+          <w:numId w:val="15"/>
+        </w:numPr>
+        <w:pBdr>
+          <w:top w:val="single" w:sz="2" w:space="0" w:color="auto"/>
+          <w:left w:val="single" w:sz="2" w:space="0" w:color="auto"/>
+          <w:bottom w:val="single" w:sz="2" w:space="0" w:color="auto"/>
+          <w:right w:val="single" w:sz="2" w:space="0" w:color="auto"/>
+        </w:pBdr>
+        <w:shd w:val="clear" w:color="auto" w:fill="181818"/>
+        <w:spacing w:before="100" w:beforeAutospacing="1" w:after="100" w:afterAutospacing="1" w:line="240" w:lineRule="auto"/>
+        <w:rPr>
+          <w:rFonts w:ascii="Segoe UI" w:hAnsi="Segoe UI" w:cs="Segoe UI"/>
+          <w:color w:val="CCCCCC"/>
+          <w:sz w:val="20"/>
+          <w:szCs w:val="20"/>
+        </w:rPr>
+      </w:pPr>
+      <w:r>
+        <w:rPr>
+          <w:rFonts w:ascii="Segoe UI" w:hAnsi="Segoe UI" w:cs="Segoe UI"/>
+          <w:color w:val="CCCCCC"/>
+          <w:sz w:val="20"/>
+          <w:szCs w:val="20"/>
+        </w:rPr>
+        <w:t>Bấm chọn dự án khảo sát của bạn.</w:t>
+      </w:r>
+    </w:p>
+    <w:p>
+      <w:pPr>
+        <w:numPr>
+          <w:ilvl w:val="0"/>
+          <w:numId w:val="15"/>
+        </w:numPr>
+        <w:pBdr>
+          <w:top w:val="single" w:sz="2" w:space="0" w:color="auto"/>
+          <w:left w:val="single" w:sz="2" w:space="0" w:color="auto"/>
+          <w:bottom w:val="single" w:sz="2" w:space="0" w:color="auto"/>
+          <w:right w:val="single" w:sz="2" w:space="0" w:color="auto"/>
+        </w:pBdr>
+        <w:shd w:val="clear" w:color="auto" w:fill="181818"/>
+        <w:spacing w:before="100" w:beforeAutospacing="1" w:after="100" w:afterAutospacing="1" w:line="240" w:lineRule="auto"/>
+        <w:rPr>
+          <w:rFonts w:ascii="Segoe UI" w:hAnsi="Segoe UI" w:cs="Segoe UI"/>
+          <w:color w:val="CCCCCC"/>
+          <w:sz w:val="20"/>
+          <w:szCs w:val="20"/>
+        </w:rPr>
+      </w:pPr>
+      <w:r>
+        <w:rPr>
+          <w:rFonts w:ascii="Segoe UI" w:hAnsi="Segoe UI" w:cs="Segoe UI"/>
+          <w:color w:val="CCCCCC"/>
+          <w:sz w:val="20"/>
+          <w:szCs w:val="20"/>
+        </w:rPr>
+        <w:t>Vào tab </w:t>
+      </w:r>
+      <w:r>
+        <w:rPr>
+          <w:rStyle w:val="Strong"/>
+          <w:rFonts w:ascii="Segoe UI" w:hAnsi="Segoe UI" w:cs="Segoe UI"/>
+          <w:color w:val="CCCCCC"/>
+          <w:sz w:val="20"/>
+          <w:szCs w:val="20"/>
+          <w:bdr w:val="single" w:sz="2" w:space="0" w:color="auto" w:frame="1"/>
+        </w:rPr>
+        <w:t>Settings</w:t>
+      </w:r>
+      <w:r>
+        <w:rPr>
+          <w:rFonts w:ascii="Segoe UI" w:hAnsi="Segoe UI" w:cs="Segoe UI"/>
+          <w:color w:val="CCCCCC"/>
+          <w:sz w:val="20"/>
+          <w:szCs w:val="20"/>
+        </w:rPr>
+        <w:t> </w:t>
+      </w:r>
+      <w:r>
+        <w:rPr>
+          <w:rFonts w:ascii="Segoe UI Symbol" w:hAnsi="Segoe UI Symbol" w:cs="Segoe UI Symbol"/>
+          <w:color w:val="CCCCCC"/>
+          <w:sz w:val="20"/>
+          <w:szCs w:val="20"/>
+        </w:rPr>
+        <w:t>➔</w:t>
+      </w:r>
+      <w:r>
+        <w:rPr>
+          <w:rFonts w:ascii="Segoe UI" w:hAnsi="Segoe UI" w:cs="Segoe UI"/>
+          <w:color w:val="CCCCCC"/>
+          <w:sz w:val="20"/>
+          <w:szCs w:val="20"/>
+        </w:rPr>
+        <w:t xml:space="preserve"> chọn mục </w:t>
+      </w:r>
+      <w:r>
+        <w:rPr>
+          <w:rStyle w:val="Strong"/>
+          <w:rFonts w:ascii="Segoe UI" w:hAnsi="Segoe UI" w:cs="Segoe UI"/>
+          <w:color w:val="CCCCCC"/>
+          <w:sz w:val="20"/>
+          <w:szCs w:val="20"/>
+          <w:bdr w:val="single" w:sz="2" w:space="0" w:color="auto" w:frame="1"/>
+        </w:rPr>
+        <w:t>Environment Variables</w:t>
+      </w:r>
+      <w:r>
+        <w:rPr>
+          <w:rFonts w:ascii="Segoe UI" w:hAnsi="Segoe UI" w:cs="Segoe UI"/>
+          <w:color w:val="CCCCCC"/>
+          <w:sz w:val="20"/>
+          <w:szCs w:val="20"/>
+        </w:rPr>
+        <w:t> ở menu bên trái.</w:t>
+      </w:r>
+    </w:p>
+    <w:p>
+      <w:pPr>
+        <w:numPr>
+          <w:ilvl w:val="0"/>
+          <w:numId w:val="15"/>
+        </w:numPr>
+        <w:pBdr>
+          <w:top w:val="single" w:sz="2" w:space="0" w:color="auto"/>
+          <w:left w:val="single" w:sz="2" w:space="0" w:color="auto"/>
+          <w:bottom w:val="single" w:sz="2" w:space="0" w:color="auto"/>
+          <w:right w:val="single" w:sz="2" w:space="0" w:color="auto"/>
+        </w:pBdr>
+        <w:shd w:val="clear" w:color="auto" w:fill="181818"/>
+        <w:spacing w:before="100" w:beforeAutospacing="1" w:after="100" w:afterAutospacing="1" w:line="240" w:lineRule="auto"/>
+        <w:rPr>
+          <w:rFonts w:ascii="Segoe UI" w:hAnsi="Segoe UI" w:cs="Segoe UI"/>
+          <w:color w:val="CCCCCC"/>
+          <w:sz w:val="20"/>
+          <w:szCs w:val="20"/>
+        </w:rPr>
+      </w:pPr>
+      <w:r>
+        <w:rPr>
+          <w:rFonts w:ascii="Segoe UI" w:hAnsi="Segoe UI" w:cs="Segoe UI"/>
+          <w:color w:val="CCCCCC"/>
+          <w:sz w:val="20"/>
+          <w:szCs w:val="20"/>
+        </w:rPr>
+        <w:t>Thêm biến môi trường mới:</w:t>
+      </w:r>
+    </w:p>
+    <w:p>
+      <w:pPr>
+        <w:numPr>
+          <w:ilvl w:val="1"/>
+          <w:numId w:val="15"/>
+        </w:numPr>
+        <w:pBdr>
+          <w:top w:val="single" w:sz="2" w:space="0" w:color="auto"/>
+          <w:left w:val="single" w:sz="2" w:space="0" w:color="auto"/>
+          <w:bottom w:val="single" w:sz="2" w:space="0" w:color="auto"/>
+          <w:right w:val="single" w:sz="2" w:space="0" w:color="auto"/>
+        </w:pBdr>
+        <w:shd w:val="clear" w:color="auto" w:fill="181818"/>
+        <w:spacing w:before="100" w:beforeAutospacing="1" w:after="100" w:afterAutospacing="1" w:line="240" w:lineRule="auto"/>
+        <w:rPr>
+          <w:rFonts w:ascii="Segoe UI" w:hAnsi="Segoe UI" w:cs="Segoe UI"/>
+          <w:color w:val="CCCCCC"/>
+          <w:sz w:val="20"/>
+          <w:szCs w:val="20"/>
+        </w:rPr>
+      </w:pPr>
+      <w:r>
+        <w:rPr>
+          <w:rStyle w:val="Strong"/>
+          <w:rFonts w:ascii="Segoe UI" w:hAnsi="Segoe UI" w:cs="Segoe UI"/>
+          <w:color w:val="CCCCCC"/>
+          <w:sz w:val="20"/>
+          <w:szCs w:val="20"/>
+          <w:bdr w:val="single" w:sz="2" w:space="0" w:color="auto" w:frame="1"/>
+        </w:rPr>
+        <w:t>Key (Tên biến):</w:t>
+      </w:r>
+      <w:r>
+        <w:rPr>
+          <w:rFonts w:ascii="Segoe UI" w:hAnsi="Segoe UI" w:cs="Segoe UI"/>
+          <w:color w:val="CCCCCC"/>
+          <w:sz w:val="20"/>
+          <w:szCs w:val="20"/>
+        </w:rPr>
+        <w:t> </w:t>
+      </w:r>
+      <w:r>
+        <w:rPr>
+          <w:rStyle w:val="HTMLCode"/>
+          <w:rFonts w:ascii="Consolas" w:eastAsiaTheme="minorHAnsi" w:hAnsi="Consolas"/>
+          <w:color w:val="D0D0D0"/>
+          <w:sz w:val="18"/>
+          <w:szCs w:val="18"/>
+          <w:bdr w:val="single" w:sz="2" w:space="0" w:color="auto" w:frame="1"/>
+          <w:shd w:val="clear" w:color="auto" w:fill="3C3C3C"/>
+        </w:rPr>
+        <w:t>GOOGLE_SHEET_WEBHOOK_URL</w:t>
+      </w:r>
+    </w:p>
+    <w:p>
+      <w:pPr>
+        <w:numPr>
+          <w:ilvl w:val="1"/>
+          <w:numId w:val="15"/>
+        </w:numPr>
+        <w:pBdr>
+          <w:top w:val="single" w:sz="2" w:space="0" w:color="auto"/>
+          <w:left w:val="single" w:sz="2" w:space="0" w:color="auto"/>
+          <w:bottom w:val="single" w:sz="2" w:space="0" w:color="auto"/>
+          <w:right w:val="single" w:sz="2" w:space="0" w:color="auto"/>
+        </w:pBdr>
+        <w:shd w:val="clear" w:color="auto" w:fill="181818"/>
+        <w:spacing w:before="100" w:beforeAutospacing="1" w:after="100" w:afterAutospacing="1" w:line="240" w:lineRule="auto"/>
+        <w:rPr>
+          <w:rFonts w:ascii="Segoe UI" w:hAnsi="Segoe UI" w:cs="Segoe UI"/>
+          <w:color w:val="CCCCCC"/>
+          <w:sz w:val="20"/>
+          <w:szCs w:val="20"/>
+        </w:rPr>
+      </w:pPr>
+      <w:r>
+        <w:rPr>
+          <w:rStyle w:val="Strong"/>
+          <w:rFonts w:ascii="Segoe UI" w:hAnsi="Segoe UI" w:cs="Segoe UI"/>
+          <w:color w:val="CCCCCC"/>
+          <w:sz w:val="20"/>
+          <w:szCs w:val="20"/>
+          <w:bdr w:val="single" w:sz="2" w:space="0" w:color="auto" w:frame="1"/>
+        </w:rPr>
+        <w:t>Value (Giá trị):</w:t>
+      </w:r>
+      <w:r>
+        <w:rPr>
+          <w:rFonts w:ascii="Segoe UI" w:hAnsi="Segoe UI" w:cs="Segoe UI"/>
+          <w:color w:val="CCCCCC"/>
+          <w:sz w:val="20"/>
+          <w:szCs w:val="20"/>
+        </w:rPr>
+        <w:t> Dán link Google Apps Script Webhook của bạn (dạng: </w:t>
+      </w:r>
+      <w:r>
+        <w:rPr>
+          <w:rStyle w:val="HTMLCode"/>
+          <w:rFonts w:ascii="Consolas" w:eastAsiaTheme="minorHAnsi" w:hAnsi="Consolas"/>
+          <w:color w:val="D0D0D0"/>
+          <w:sz w:val="18"/>
+          <w:szCs w:val="18"/>
+          <w:bdr w:val="single" w:sz="2" w:space="0" w:color="auto" w:frame="1"/>
+          <w:shd w:val="clear" w:color="auto" w:fill="3C3C3C"/>
+        </w:rPr>
+        <w:t>https://script.google.com/macros/s/AKfycb.../exec</w:t>
+      </w:r>
+      <w:r>
+        <w:rPr>
+          <w:rFonts w:ascii="Segoe UI" w:hAnsi="Segoe UI" w:cs="Segoe UI"/>
+          <w:color w:val="CCCCCC"/>
+          <w:sz w:val="20"/>
+          <w:szCs w:val="20"/>
+        </w:rPr>
+        <w:t>).</w:t>
+      </w:r>
+    </w:p>
+    <w:p>
+      <w:pPr>
+        <w:numPr>
+          <w:ilvl w:val="1"/>
+          <w:numId w:val="15"/>
+        </w:numPr>
+        <w:pBdr>
+          <w:top w:val="single" w:sz="2" w:space="0" w:color="auto"/>
+          <w:left w:val="single" w:sz="2" w:space="0" w:color="auto"/>
+          <w:bottom w:val="single" w:sz="2" w:space="0" w:color="auto"/>
+          <w:right w:val="single" w:sz="2" w:space="0" w:color="auto"/>
+        </w:pBdr>
+        <w:shd w:val="clear" w:color="auto" w:fill="181818"/>
+        <w:spacing w:before="100" w:beforeAutospacing="1" w:after="100" w:afterAutospacing="1" w:line="240" w:lineRule="auto"/>
+        <w:rPr>
+          <w:rFonts w:ascii="Segoe UI" w:hAnsi="Segoe UI" w:cs="Segoe UI"/>
+          <w:color w:val="CCCCCC"/>
+          <w:sz w:val="20"/>
+          <w:szCs w:val="20"/>
+        </w:rPr>
+      </w:pPr>
+      <w:r>
+        <w:rPr>
+          <w:rFonts w:ascii="Segoe UI" w:hAnsi="Segoe UI" w:cs="Segoe UI"/>
+          <w:color w:val="CCCCCC"/>
+          <w:sz w:val="20"/>
+          <w:szCs w:val="20"/>
+        </w:rPr>
+        <w:t>Tích chọn cả 3 môi trường: </w:t>
+      </w:r>
+      <w:r>
+        <w:rPr>
+          <w:rStyle w:val="HTMLCode"/>
+          <w:rFonts w:ascii="Consolas" w:eastAsiaTheme="minorHAnsi" w:hAnsi="Consolas"/>
+          <w:color w:val="D0D0D0"/>
+          <w:sz w:val="18"/>
+          <w:szCs w:val="18"/>
+          <w:bdr w:val="single" w:sz="2" w:space="0" w:color="auto" w:frame="1"/>
+          <w:shd w:val="clear" w:color="auto" w:fill="3C3C3C"/>
+        </w:rPr>
+        <w:t>Production</w:t>
+      </w:r>
+      <w:r>
+        <w:rPr>
+          <w:rFonts w:ascii="Segoe UI" w:hAnsi="Segoe UI" w:cs="Segoe UI"/>
+          <w:color w:val="CCCCCC"/>
+          <w:sz w:val="20"/>
+          <w:szCs w:val="20"/>
+        </w:rPr>
+        <w:t>, </w:t>
+      </w:r>
+      <w:r>
+        <w:rPr>
+          <w:rStyle w:val="HTMLCode"/>
+          <w:rFonts w:ascii="Consolas" w:eastAsiaTheme="minorHAnsi" w:hAnsi="Consolas"/>
+          <w:color w:val="D0D0D0"/>
+          <w:sz w:val="18"/>
+          <w:szCs w:val="18"/>
+          <w:bdr w:val="single" w:sz="2" w:space="0" w:color="auto" w:frame="1"/>
+          <w:shd w:val="clear" w:color="auto" w:fill="3C3C3C"/>
+        </w:rPr>
+        <w:t>Preview</w:t>
+      </w:r>
+      <w:r>
+        <w:rPr>
+          <w:rFonts w:ascii="Segoe UI" w:hAnsi="Segoe UI" w:cs="Segoe UI"/>
+          <w:color w:val="CCCCCC"/>
+          <w:sz w:val="20"/>
+          <w:szCs w:val="20"/>
+        </w:rPr>
+        <w:t>, </w:t>
+      </w:r>
+      <w:r>
+        <w:rPr>
+          <w:rStyle w:val="HTMLCode"/>
+          <w:rFonts w:ascii="Consolas" w:eastAsiaTheme="minorHAnsi" w:hAnsi="Consolas"/>
+          <w:color w:val="D0D0D0"/>
+          <w:sz w:val="18"/>
+          <w:szCs w:val="18"/>
+          <w:bdr w:val="single" w:sz="2" w:space="0" w:color="auto" w:frame="1"/>
+          <w:shd w:val="clear" w:color="auto" w:fill="3C3C3C"/>
+        </w:rPr>
+        <w:t>Development</w:t>
+      </w:r>
+      <w:r>
+        <w:rPr>
+          <w:rFonts w:ascii="Segoe UI" w:hAnsi="Segoe UI" w:cs="Segoe UI"/>
+          <w:color w:val="CCCCCC"/>
+          <w:sz w:val="20"/>
+          <w:szCs w:val="20"/>
+        </w:rPr>
+        <w:t>.</w:t>
+      </w:r>
+    </w:p>
+    <w:p>
+      <w:pPr>
+        <w:numPr>
+          <w:ilvl w:val="0"/>
+          <w:numId w:val="15"/>
+        </w:numPr>
+        <w:pBdr>
+          <w:top w:val="single" w:sz="2" w:space="0" w:color="auto"/>
+          <w:left w:val="single" w:sz="2" w:space="0" w:color="auto"/>
+          <w:bottom w:val="single" w:sz="2" w:space="0" w:color="auto"/>
+          <w:right w:val="single" w:sz="2" w:space="0" w:color="auto"/>
+        </w:pBdr>
+        <w:shd w:val="clear" w:color="auto" w:fill="181818"/>
+        <w:spacing w:before="100" w:beforeAutospacing="1" w:after="100" w:afterAutospacing="1" w:line="240" w:lineRule="auto"/>
+        <w:rPr>
+          <w:rFonts w:ascii="Segoe UI" w:hAnsi="Segoe UI" w:cs="Segoe UI"/>
+          <w:color w:val="CCCCCC"/>
+          <w:sz w:val="20"/>
+          <w:szCs w:val="20"/>
+        </w:rPr>
+      </w:pPr>
+      <w:r>
+        <w:rPr>
+          <w:rFonts w:ascii="Segoe UI" w:hAnsi="Segoe UI" w:cs="Segoe UI"/>
+          <w:color w:val="CCCCCC"/>
+          <w:sz w:val="20"/>
+          <w:szCs w:val="20"/>
+        </w:rPr>
+        <w:t>Bấm </w:t>
+      </w:r>
+      <w:r>
+        <w:rPr>
+          <w:rStyle w:val="Strong"/>
+          <w:rFonts w:ascii="Segoe UI" w:hAnsi="Segoe UI" w:cs="Segoe UI"/>
+          <w:color w:val="CCCCCC"/>
+          <w:sz w:val="20"/>
+          <w:szCs w:val="20"/>
+          <w:bdr w:val="single" w:sz="2" w:space="0" w:color="auto" w:frame="1"/>
+        </w:rPr>
+        <w:t>Save</w:t>
+      </w:r>
+      <w:r>
+        <w:rPr>
+          <w:rFonts w:ascii="Segoe UI" w:hAnsi="Segoe UI" w:cs="Segoe UI"/>
+          <w:color w:val="CCCCCC"/>
+          <w:sz w:val="20"/>
+          <w:szCs w:val="20"/>
+        </w:rPr>
+        <w:t>.</w:t>
+      </w:r>
+    </w:p>
+    <w:p>
+      <w:pPr>
+        <w:numPr>
+          <w:ilvl w:val="0"/>
+          <w:numId w:val="15"/>
+        </w:numPr>
+        <w:pBdr>
+          <w:top w:val="single" w:sz="2" w:space="0" w:color="auto"/>
+          <w:left w:val="single" w:sz="2" w:space="0" w:color="auto"/>
+          <w:bottom w:val="single" w:sz="2" w:space="0" w:color="auto"/>
+          <w:right w:val="single" w:sz="2" w:space="0" w:color="auto"/>
+        </w:pBdr>
+        <w:shd w:val="clear" w:color="auto" w:fill="181818"/>
+        <w:spacing w:before="100" w:beforeAutospacing="1" w:after="100" w:afterAutospacing="1" w:line="240" w:lineRule="auto"/>
+        <w:rPr>
+          <w:rStyle w:val="context-scope-mention"/>
+          <w:bdr w:val="single" w:sz="2" w:space="0" w:color="auto" w:frame="1"/>
+        </w:rPr>
+      </w:pPr>
+      <w:r>
+        <w:rPr>
+          <w:rFonts w:ascii="Segoe UI" w:hAnsi="Segoe UI" w:cs="Segoe UI"/>
+          <w:color w:val="CCCCCC"/>
+          <w:sz w:val="20"/>
+          <w:szCs w:val="20"/>
+        </w:rPr>
+        <w:t>Vào tab </w:t>
+      </w:r>
+      <w:r>
+        <w:rPr>
+          <w:rStyle w:val="Strong"/>
+          <w:rFonts w:ascii="Segoe UI" w:hAnsi="Segoe UI" w:cs="Segoe UI"/>
+          <w:color w:val="CCCCCC"/>
+          <w:sz w:val="20"/>
+          <w:szCs w:val="20"/>
+          <w:bdr w:val="single" w:sz="2" w:space="0" w:color="auto" w:frame="1"/>
+        </w:rPr>
+        <w:t>Deployments</w:t>
+      </w:r>
+      <w:r>
+        <w:rPr>
+          <w:rFonts w:ascii="Segoe UI" w:hAnsi="Segoe UI" w:cs="Segoe UI"/>
+          <w:color w:val="CCCCCC"/>
+          <w:sz w:val="20"/>
+          <w:szCs w:val="20"/>
+        </w:rPr>
+        <w:t> </w:t>
+      </w:r>
+      <w:r>
+        <w:rPr>
+          <w:rFonts w:ascii="Segoe UI Symbol" w:hAnsi="Segoe UI Symbol" w:cs="Segoe UI Symbol"/>
+          <w:color w:val="CCCCCC"/>
+          <w:sz w:val="20"/>
+          <w:szCs w:val="20"/>
+        </w:rPr>
+        <w:t>➔</w:t>
+      </w:r>
+      <w:r>
+        <w:rPr>
+          <w:rFonts w:ascii="Segoe UI" w:hAnsi="Segoe UI" w:cs="Segoe UI"/>
+          <w:color w:val="CCCCCC"/>
+          <w:sz w:val="20"/>
+          <w:szCs w:val="20"/>
+        </w:rPr>
+        <w:t xml:space="preserve"> Bấm vào dấu </w:t>
+      </w:r>
+      <w:r>
+        <w:rPr>
+          <w:rStyle w:val="HTMLCode"/>
+          <w:rFonts w:ascii="Consolas" w:eastAsiaTheme="minorHAnsi" w:hAnsi="Consolas"/>
+          <w:color w:val="D0D0D0"/>
+          <w:sz w:val="18"/>
+          <w:szCs w:val="18"/>
+          <w:bdr w:val="single" w:sz="2" w:space="0" w:color="auto" w:frame="1"/>
+          <w:shd w:val="clear" w:color="auto" w:fill="3C3C3C"/>
+        </w:rPr>
+        <w:t>...</w:t>
+      </w:r>
+      <w:r>
+        <w:rPr>
+          <w:rFonts w:ascii="Segoe UI" w:hAnsi="Segoe UI" w:cs="Segoe UI"/>
+          <w:color w:val="CCCCCC"/>
+          <w:sz w:val="20"/>
+          <w:szCs w:val="20"/>
+        </w:rPr>
+        <w:t xml:space="preserve"> ở bản deploy trên cùng </w:t>
+      </w:r>
+      <w:r>
+        <w:rPr>
+          <w:rFonts w:ascii="Segoe UI Symbol" w:hAnsi="Segoe UI Symbol" w:cs="Segoe UI Symbol"/>
+          <w:color w:val="CCCCCC"/>
+          <w:sz w:val="20"/>
+          <w:szCs w:val="20"/>
+        </w:rPr>
+        <w:t>➔</w:t>
+      </w:r>
+      <w:r>
+        <w:rPr>
+          <w:rFonts w:ascii="Segoe UI" w:hAnsi="Segoe UI" w:cs="Segoe UI"/>
+          <w:color w:val="CCCCCC"/>
+          <w:sz w:val="20"/>
+          <w:szCs w:val="20"/>
+        </w:rPr>
+        <w:t xml:space="preserve"> Chọn </w:t>
+      </w:r>
+      <w:r>
+        <w:rPr>
+          <w:rStyle w:val="Strong"/>
+          <w:rFonts w:ascii="Segoe UI" w:hAnsi="Segoe UI" w:cs="Segoe UI"/>
+          <w:color w:val="CCCCCC"/>
+          <w:sz w:val="20"/>
+          <w:szCs w:val="20"/>
+          <w:bdr w:val="single" w:sz="2" w:space="0" w:color="auto" w:frame="1"/>
+        </w:rPr>
+        <w:t>Redeploy</w:t>
+      </w:r>
+      <w:r>
+        <w:rPr>
+          <w:rFonts w:ascii="Segoe UI" w:hAnsi="Segoe UI" w:cs="Segoe UI"/>
+          <w:color w:val="CCCCCC"/>
+          <w:sz w:val="20"/>
+          <w:szCs w:val="20"/>
+        </w:rPr>
+        <w:t> (hoặc chạy lại file </w:t>
+      </w:r>
+    </w:p>
+    <w:p>
+      <w:pPr>
+        <w:pBdr>
+          <w:top w:val="single" w:sz="2" w:space="0" w:color="auto"/>
+          <w:left w:val="single" w:sz="2" w:space="0" w:color="auto"/>
+          <w:bottom w:val="single" w:sz="2" w:space="0" w:color="auto"/>
+          <w:right w:val="single" w:sz="2" w:space="0" w:color="auto"/>
+        </w:pBdr>
+        <w:shd w:val="clear" w:color="auto" w:fill="181818"/>
+        <w:spacing w:before="100" w:beforeAutospacing="1" w:after="100" w:afterAutospacing="1"/>
+        <w:ind w:left="720"/>
+      </w:pPr>
+      <w:r>
+        <w:rPr>
+          <w:rFonts w:ascii="Segoe UI" w:hAnsi="Segoe UI" w:cs="Segoe UI"/>
+          <w:noProof/>
+          <w:color w:val="CCCCCC"/>
+          <w:sz w:val="20"/>
+          <w:szCs w:val="20"/>
+          <w:bdr w:val="single" w:sz="2" w:space="0" w:color="auto" w:frame="1"/>
+        </w:rPr>
+        <mc:AlternateContent>
+          <mc:Choice Requires="wps">
+            <w:drawing>
+              <wp:inline distT="0" distB="0" distL="0" distR="0">
+                <wp:extent cx="302895" cy="302895"/>
+                <wp:effectExtent l="0" t="0" r="0" b="0"/>
+                <wp:docPr id="9" name="Rectangle 9" descr="vscode-file://vscode-app/c:/Users/TCCB/AppData/Local/Programs/Antigravity%20IDE/resources/app/extensions/theme-symbols/src/icons/files/shell.svg"/>
+                <wp:cNvGraphicFramePr>
+                  <a:graphicFrameLocks xmlns:a="http://schemas.openxmlformats.org/drawingml/2006/main" noChangeAspect="1"/>
+                </wp:cNvGraphicFramePr>
+                <a:graphic xmlns:a="http://schemas.openxmlformats.org/drawingml/2006/main">
+                  <a:graphicData uri="http://schemas.microsoft.com/office/word/2010/wordprocessingShape">
+                    <wps:wsp>
+                      <wps:cNvSpPr>
+                        <a:spLocks noChangeAspect="1" noChangeArrowheads="1"/>
+                      </wps:cNvSpPr>
+                      <wps:spPr bwMode="auto">
+                        <a:xfrm>
+                          <a:off x="0" y="0"/>
+                          <a:ext cx="302895" cy="302895"/>
+                        </a:xfrm>
+                        <a:prstGeom prst="rect">
+                          <a:avLst/>
+                        </a:prstGeom>
+                        <a:noFill/>
+                        <a:ln>
+                          <a:noFill/>
+                        </a:ln>
+                        <a:extLst>
+                          <a:ext uri="{909E8E84-426E-40DD-AFC4-6F175D3DCCD1}">
+                            <a14:hiddenFill xmlns:a14="http://schemas.microsoft.com/office/drawing/2010/main">
+                              <a:solidFill>
+                                <a:srgbClr val="FFFFFF"/>
+                              </a:solidFill>
+                            </a14:hiddenFill>
+                          </a:ext>
+                          <a:ext uri="{91240B29-F687-4F45-9708-019B960494DF}">
+                            <a14:hiddenLine xmlns:a14="http://schemas.microsoft.com/office/drawing/2010/main" w="9525">
+                              <a:solidFill>
+                                <a:srgbClr val="000000"/>
+                              </a:solidFill>
+                              <a:miter lim="800000"/>
+                              <a:headEnd/>
+                              <a:tailEnd/>
+                            </a14:hiddenLine>
+                          </a:ext>
+                        </a:extLst>
+                      </wps:spPr>
+                      <wps:bodyPr rot="0" vert="horz" wrap="square" lIns="91440" tIns="45720" rIns="91440" bIns="45720" anchor="t" anchorCtr="0" upright="1">
+                        <a:noAutofit/>
+                      </wps:bodyPr>
+                    </wps:wsp>
+                  </a:graphicData>
+                </a:graphic>
+              </wp:inline>
+            </w:drawing>
+          </mc:Choice>
+          <mc:Fallback>
+            <w:pict>
+              <v:rect w14:anchorId="32AAAC36" id="Rectangle 9" o:spid="_x0000_s1026" alt="vscode-file://vscode-app/c:/Users/TCCB/AppData/Local/Programs/Antigravity%20IDE/resources/app/extensions/theme-symbols/src/icons/files/shell.svg" style="width:23.85pt;height:23.85pt;visibility:visible;mso-wrap-style:square;mso-left-percent:-10001;mso-top-percent:-10001;mso-position-horizontal:absolute;mso-position-horizontal-relative:char;mso-position-vertical:absolute;mso-position-vertical-relative:line;mso-left-percent:-10001;mso-top-percent:-10001;v-text-anchor:top" o:gfxdata="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" filled="f" stroked="f">
+                <o:lock v:ext="edit" aspectratio="t"/>
+                <w10:anchorlock/>
+              </v:rect>
+            </w:pict>
+          </mc:Fallback>
+        </mc:AlternateContent>
+      </w:r>
+    </w:p>
+    <w:p>
+      <w:pPr>
+        <w:pBdr>
+          <w:top w:val="single" w:sz="2" w:space="0" w:color="auto"/>
+          <w:left w:val="single" w:sz="2" w:space="0" w:color="auto"/>
+          <w:bottom w:val="single" w:sz="2" w:space="0" w:color="auto"/>
+          <w:right w:val="single" w:sz="2" w:space="0" w:color="auto"/>
+        </w:pBdr>
+        <w:shd w:val="clear" w:color="auto" w:fill="181818"/>
+        <w:spacing w:before="100" w:beforeAutospacing="1" w:after="100" w:afterAutospacing="1"/>
+        <w:ind w:left="720"/>
+        <w:rPr>
+          <w:rFonts w:ascii="Segoe UI" w:hAnsi="Segoe UI" w:cs="Segoe UI"/>
+          <w:color w:val="CCCCCC"/>
+          <w:sz w:val="20"/>
+          <w:szCs w:val="20"/>
+        </w:rPr>
+      </w:pPr>
+      <w:r>
+        <w:rPr>
+          <w:rStyle w:val="inline-flex"/>
+          <w:rFonts w:ascii="Segoe UI" w:hAnsi="Segoe UI" w:cs="Segoe UI"/>
+          <w:color w:val="CCCCCC"/>
+          <w:sz w:val="20"/>
+          <w:szCs w:val="20"/>
+          <w:bdr w:val="single" w:sz="2" w:space="0" w:color="auto" w:frame="1"/>
+        </w:rPr>
+        <w:t>DEPLOY_LEN_VERCEL.bat</w:t>
+      </w:r>
+      <w:r>
+        <w:rPr>
+          <w:rFonts w:ascii="Segoe UI" w:hAnsi="Segoe UI" w:cs="Segoe UI"/>
+          <w:color w:val="CCCCCC"/>
+          <w:sz w:val="20"/>
+          <w:szCs w:val="20"/>
+        </w:rPr>
+        <w:t> trên máy tính).</w:t>
+      </w:r>
+    </w:p>
+    <w:p>
       <w:bookmarkStart w:id="0" w:name="_GoBack"/>
       <w:bookmarkEnd w:id="0"/>
     </w:p>
@@ -22515,235 +23305,9 @@
     </w:lvl>
   </w:abstractNum>
   <w:abstractNum w:abstractNumId="9">
-    <w:nsid w:val="592116E5"/>
+    <w:nsid w:val="47193CAB"/>
     <w:multiLevelType w:val="multilevel"/>
-    <w:tmpl w:val="19588DF4"/>
-    <w:lvl w:ilvl="0">
-      <w:start w:val="3"/>
-      <w:numFmt w:val="decimal"/>
-      <w:lvlText w:val="%1."/>
-      <w:lvlJc w:val="left"/>
-      <w:pPr>
-        <w:tabs>
-          <w:tab w:val="num" w:pos="720"/>
-        </w:tabs>
-        <w:ind w:left="720" w:hanging="360"/>
-      </w:pPr>
-    </w:lvl>
-    <w:lvl w:ilvl="1" w:tentative="1">
-      <w:start w:val="1"/>
-      <w:numFmt w:val="decimal"/>
-      <w:lvlText w:val="%2."/>
-      <w:lvlJc w:val="left"/>
-      <w:pPr>
-        <w:tabs>
-          <w:tab w:val="num" w:pos="1440"/>
-        </w:tabs>
-        <w:ind w:left="1440" w:hanging="360"/>
-      </w:pPr>
-    </w:lvl>
-    <w:lvl w:ilvl="2" w:tentative="1">
-      <w:start w:val="1"/>
-      <w:numFmt w:val="decimal"/>
-      <w:lvlText w:val="%3."/>
-      <w:lvlJc w:val="left"/>
-      <w:pPr>
-        <w:tabs>
-          <w:tab w:val="num" w:pos="2160"/>
-        </w:tabs>
-        <w:ind w:left="2160" w:hanging="360"/>
-      </w:pPr>
-    </w:lvl>
-    <w:lvl w:ilvl="3" w:tentative="1">
-      <w:start w:val="1"/>
-      <w:numFmt w:val="decimal"/>
-      <w:lvlText w:val="%4."/>
-      <w:lvlJc w:val="left"/>
-      <w:pPr>
-        <w:tabs>
-          <w:tab w:val="num" w:pos="2880"/>
-        </w:tabs>
-        <w:ind w:left="2880" w:hanging="360"/>
-      </w:pPr>
-    </w:lvl>
-    <w:lvl w:ilvl="4" w:tentative="1">
-      <w:start w:val="1"/>
-      <w:numFmt w:val="decimal"/>
-      <w:lvlText w:val="%5."/>
-      <w:lvlJc w:val="left"/>
-      <w:pPr>
-        <w:tabs>
-          <w:tab w:val="num" w:pos="3600"/>
-        </w:tabs>
-        <w:ind w:left="3600" w:hanging="360"/>
-      </w:pPr>
-    </w:lvl>
-    <w:lvl w:ilvl="5" w:tentative="1">
-      <w:start w:val="1"/>
-      <w:numFmt w:val="decimal"/>
-      <w:lvlText w:val="%6."/>
-      <w:lvlJc w:val="left"/>
-      <w:pPr>
-        <w:tabs>
-          <w:tab w:val="num" w:pos="4320"/>
-        </w:tabs>
-        <w:ind w:left="4320" w:hanging="360"/>
-      </w:pPr>
-    </w:lvl>
-    <w:lvl w:ilvl="6" w:tentative="1">
-      <w:start w:val="1"/>
-      <w:numFmt w:val="decimal"/>
-      <w:lvlText w:val="%7."/>
-      <w:lvlJc w:val="left"/>
-      <w:pPr>
-        <w:tabs>
-          <w:tab w:val="num" w:pos="5040"/>
-        </w:tabs>
-        <w:ind w:left="5040" w:hanging="360"/>
-      </w:pPr>
-    </w:lvl>
-    <w:lvl w:ilvl="7" w:tentative="1">
-      <w:start w:val="1"/>
-      <w:numFmt w:val="decimal"/>
-      <w:lvlText w:val="%8."/>
-      <w:lvlJc w:val="left"/>
-      <w:pPr>
-        <w:tabs>
-          <w:tab w:val="num" w:pos="5760"/>
-        </w:tabs>
-        <w:ind w:left="5760" w:hanging="360"/>
-      </w:pPr>
-    </w:lvl>
-    <w:lvl w:ilvl="8" w:tentative="1">
-      <w:start w:val="1"/>
-      <w:numFmt w:val="decimal"/>
-      <w:lvlText w:val="%9."/>
-      <w:lvlJc w:val="left"/>
-      <w:pPr>
-        <w:tabs>
-          <w:tab w:val="num" w:pos="6480"/>
-        </w:tabs>
-        <w:ind w:left="6480" w:hanging="360"/>
-      </w:pPr>
-    </w:lvl>
-  </w:abstractNum>
-  <w:abstractNum w:abstractNumId="10">
-    <w:nsid w:val="5ECC089F"/>
-    <w:multiLevelType w:val="multilevel"/>
-    <w:tmpl w:val="B5145434"/>
-    <w:lvl w:ilvl="0">
-      <w:start w:val="1"/>
-      <w:numFmt w:val="decimal"/>
-      <w:lvlText w:val="%1."/>
-      <w:lvlJc w:val="left"/>
-      <w:pPr>
-        <w:tabs>
-          <w:tab w:val="num" w:pos="720"/>
-        </w:tabs>
-        <w:ind w:left="720" w:hanging="360"/>
-      </w:pPr>
-    </w:lvl>
-    <w:lvl w:ilvl="1" w:tentative="1">
-      <w:start w:val="1"/>
-      <w:numFmt w:val="decimal"/>
-      <w:lvlText w:val="%2."/>
-      <w:lvlJc w:val="left"/>
-      <w:pPr>
-        <w:tabs>
-          <w:tab w:val="num" w:pos="1440"/>
-        </w:tabs>
-        <w:ind w:left="1440" w:hanging="360"/>
-      </w:pPr>
-    </w:lvl>
-    <w:lvl w:ilvl="2" w:tentative="1">
-      <w:start w:val="1"/>
-      <w:numFmt w:val="decimal"/>
-      <w:lvlText w:val="%3."/>
-      <w:lvlJc w:val="left"/>
-      <w:pPr>
-        <w:tabs>
-          <w:tab w:val="num" w:pos="2160"/>
-        </w:tabs>
-        <w:ind w:left="2160" w:hanging="360"/>
-      </w:pPr>
-    </w:lvl>
-    <w:lvl w:ilvl="3" w:tentative="1">
-      <w:start w:val="1"/>
-      <w:numFmt w:val="decimal"/>
-      <w:lvlText w:val="%4."/>
-      <w:lvlJc w:val="left"/>
-      <w:pPr>
-        <w:tabs>
-          <w:tab w:val="num" w:pos="2880"/>
-        </w:tabs>
-        <w:ind w:left="2880" w:hanging="360"/>
-      </w:pPr>
-    </w:lvl>
-    <w:lvl w:ilvl="4" w:tentative="1">
-      <w:start w:val="1"/>
-      <w:numFmt w:val="decimal"/>
-      <w:lvlText w:val="%5."/>
-      <w:lvlJc w:val="left"/>
-      <w:pPr>
-        <w:tabs>
-          <w:tab w:val="num" w:pos="3600"/>
-        </w:tabs>
-        <w:ind w:left="3600" w:hanging="360"/>
-      </w:pPr>
-    </w:lvl>
-    <w:lvl w:ilvl="5" w:tentative="1">
-      <w:start w:val="1"/>
-      <w:numFmt w:val="decimal"/>
-      <w:lvlText w:val="%6."/>
-      <w:lvlJc w:val="left"/>
-      <w:pPr>
-        <w:tabs>
-          <w:tab w:val="num" w:pos="4320"/>
-        </w:tabs>
-        <w:ind w:left="4320" w:hanging="360"/>
-      </w:pPr>
-    </w:lvl>
-    <w:lvl w:ilvl="6" w:tentative="1">
-      <w:start w:val="1"/>
-      <w:numFmt w:val="decimal"/>
-      <w:lvlText w:val="%7."/>
-      <w:lvlJc w:val="left"/>
-      <w:pPr>
-        <w:tabs>
-          <w:tab w:val="num" w:pos="5040"/>
-        </w:tabs>
-        <w:ind w:left="5040" w:hanging="360"/>
-      </w:pPr>
-    </w:lvl>
-    <w:lvl w:ilvl="7" w:tentative="1">
-      <w:start w:val="1"/>
-      <w:numFmt w:val="decimal"/>
-      <w:lvlText w:val="%8."/>
-      <w:lvlJc w:val="left"/>
-      <w:pPr>
-        <w:tabs>
-          <w:tab w:val="num" w:pos="5760"/>
-        </w:tabs>
-        <w:ind w:left="5760" w:hanging="360"/>
-      </w:pPr>
-    </w:lvl>
-    <w:lvl w:ilvl="8" w:tentative="1">
-      <w:start w:val="1"/>
-      <w:numFmt w:val="decimal"/>
-      <w:lvlText w:val="%9."/>
-      <w:lvlJc w:val="left"/>
-      <w:pPr>
-        <w:tabs>
-          <w:tab w:val="num" w:pos="6480"/>
-        </w:tabs>
-        <w:ind w:left="6480" w:hanging="360"/>
-      </w:pPr>
-    </w:lvl>
-  </w:abstractNum>
-  <w:abstractNum w:abstractNumId="11">
-    <w:nsid w:val="639D507D"/>
-    <w:multiLevelType w:val="multilevel"/>
-    <w:tmpl w:val="2800F95A"/>
+    <w:tmpl w:val="5DE47C84"/>
     <w:lvl w:ilvl="0">
       <w:start w:val="1"/>
       <w:numFmt w:val="decimal"/>
@@ -22857,7 +23421,350 @@
       </w:pPr>
     </w:lvl>
   </w:abstractNum>
+  <w:abstractNum w:abstractNumId="10">
+    <w:nsid w:val="592116E5"/>
+    <w:multiLevelType w:val="multilevel"/>
+    <w:tmpl w:val="19588DF4"/>
+    <w:lvl w:ilvl="0">
+      <w:start w:val="3"/>
+      <w:numFmt w:val="decimal"/>
+      <w:lvlText w:val="%1."/>
+      <w:lvlJc w:val="left"/>
+      <w:pPr>
+        <w:tabs>
+          <w:tab w:val="num" w:pos="720"/>
+        </w:tabs>
+        <w:ind w:left="720" w:hanging="360"/>
+      </w:pPr>
+    </w:lvl>
+    <w:lvl w:ilvl="1" w:tentative="1">
+      <w:start w:val="1"/>
+      <w:numFmt w:val="decimal"/>
+      <w:lvlText w:val="%2."/>
+      <w:lvlJc w:val="left"/>
+      <w:pPr>
+        <w:tabs>
+          <w:tab w:val="num" w:pos="1440"/>
+        </w:tabs>
+        <w:ind w:left="1440" w:hanging="360"/>
+      </w:pPr>
+    </w:lvl>
+    <w:lvl w:ilvl="2" w:tentative="1">
+      <w:start w:val="1"/>
+      <w:numFmt w:val="decimal"/>
+      <w:lvlText w:val="%3."/>
+      <w:lvlJc w:val="left"/>
+      <w:pPr>
+        <w:tabs>
+          <w:tab w:val="num" w:pos="2160"/>
+        </w:tabs>
+        <w:ind w:left="2160" w:hanging="360"/>
+      </w:pPr>
+    </w:lvl>
+    <w:lvl w:ilvl="3" w:tentative="1">
+      <w:start w:val="1"/>
+      <w:numFmt w:val="decimal"/>
+      <w:lvlText w:val="%4."/>
+      <w:lvlJc w:val="left"/>
+      <w:pPr>
+        <w:tabs>
+          <w:tab w:val="num" w:pos="2880"/>
+        </w:tabs>
+        <w:ind w:left="2880" w:hanging="360"/>
+      </w:pPr>
+    </w:lvl>
+    <w:lvl w:ilvl="4" w:tentative="1">
+      <w:start w:val="1"/>
+      <w:numFmt w:val="decimal"/>
+      <w:lvlText w:val="%5."/>
+      <w:lvlJc w:val="left"/>
+      <w:pPr>
+        <w:tabs>
+          <w:tab w:val="num" w:pos="3600"/>
+        </w:tabs>
+        <w:ind w:left="3600" w:hanging="360"/>
+      </w:pPr>
+    </w:lvl>
+    <w:lvl w:ilvl="5" w:tentative="1">
+      <w:start w:val="1"/>
+      <w:numFmt w:val="decimal"/>
+      <w:lvlText w:val="%6."/>
+      <w:lvlJc w:val="left"/>
+      <w:pPr>
+        <w:tabs>
+          <w:tab w:val="num" w:pos="4320"/>
+        </w:tabs>
+        <w:ind w:left="4320" w:hanging="360"/>
+      </w:pPr>
+    </w:lvl>
+    <w:lvl w:ilvl="6" w:tentative="1">
+      <w:start w:val="1"/>
+      <w:numFmt w:val="decimal"/>
+      <w:lvlText w:val="%7."/>
+      <w:lvlJc w:val="left"/>
+      <w:pPr>
+        <w:tabs>
+          <w:tab w:val="num" w:pos="5040"/>
+        </w:tabs>
+        <w:ind w:left="5040" w:hanging="360"/>
+      </w:pPr>
+    </w:lvl>
+    <w:lvl w:ilvl="7" w:tentative="1">
+      <w:start w:val="1"/>
+      <w:numFmt w:val="decimal"/>
+      <w:lvlText w:val="%8."/>
+      <w:lvlJc w:val="left"/>
+      <w:pPr>
+        <w:tabs>
+          <w:tab w:val="num" w:pos="5760"/>
+        </w:tabs>
+        <w:ind w:left="5760" w:hanging="360"/>
+      </w:pPr>
+    </w:lvl>
+    <w:lvl w:ilvl="8" w:tentative="1">
+      <w:start w:val="1"/>
+      <w:numFmt w:val="decimal"/>
+      <w:lvlText w:val="%9."/>
+      <w:lvlJc w:val="left"/>
+      <w:pPr>
+        <w:tabs>
+          <w:tab w:val="num" w:pos="6480"/>
+        </w:tabs>
+        <w:ind w:left="6480" w:hanging="360"/>
+      </w:pPr>
+    </w:lvl>
+  </w:abstractNum>
+  <w:abstractNum w:abstractNumId="11">
+    <w:nsid w:val="5ECC089F"/>
+    <w:multiLevelType w:val="multilevel"/>
+    <w:tmpl w:val="B5145434"/>
+    <w:lvl w:ilvl="0">
+      <w:start w:val="1"/>
+      <w:numFmt w:val="decimal"/>
+      <w:lvlText w:val="%1."/>
+      <w:lvlJc w:val="left"/>
+      <w:pPr>
+        <w:tabs>
+          <w:tab w:val="num" w:pos="720"/>
+        </w:tabs>
+        <w:ind w:left="720" w:hanging="360"/>
+      </w:pPr>
+    </w:lvl>
+    <w:lvl w:ilvl="1" w:tentative="1">
+      <w:start w:val="1"/>
+      <w:numFmt w:val="decimal"/>
+      <w:lvlText w:val="%2."/>
+      <w:lvlJc w:val="left"/>
+      <w:pPr>
+        <w:tabs>
+          <w:tab w:val="num" w:pos="1440"/>
+        </w:tabs>
+        <w:ind w:left="1440" w:hanging="360"/>
+      </w:pPr>
+    </w:lvl>
+    <w:lvl w:ilvl="2" w:tentative="1">
+      <w:start w:val="1"/>
+      <w:numFmt w:val="decimal"/>
+      <w:lvlText w:val="%3."/>
+      <w:lvlJc w:val="left"/>
+      <w:pPr>
+        <w:tabs>
+          <w:tab w:val="num" w:pos="2160"/>
+        </w:tabs>
+        <w:ind w:left="2160" w:hanging="360"/>
+      </w:pPr>
+    </w:lvl>
+    <w:lvl w:ilvl="3" w:tentative="1">
+      <w:start w:val="1"/>
+      <w:numFmt w:val="decimal"/>
+      <w:lvlText w:val="%4."/>
+      <w:lvlJc w:val="left"/>
+      <w:pPr>
+        <w:tabs>
+          <w:tab w:val="num" w:pos="2880"/>
+        </w:tabs>
+        <w:ind w:left="2880" w:hanging="360"/>
+      </w:pPr>
+    </w:lvl>
+    <w:lvl w:ilvl="4" w:tentative="1">
+      <w:start w:val="1"/>
+      <w:numFmt w:val="decimal"/>
+      <w:lvlText w:val="%5."/>
+      <w:lvlJc w:val="left"/>
+      <w:pPr>
+        <w:tabs>
+          <w:tab w:val="num" w:pos="3600"/>
+        </w:tabs>
+        <w:ind w:left="3600" w:hanging="360"/>
+      </w:pPr>
+    </w:lvl>
+    <w:lvl w:ilvl="5" w:tentative="1">
+      <w:start w:val="1"/>
+      <w:numFmt w:val="decimal"/>
+      <w:lvlText w:val="%6."/>
+      <w:lvlJc w:val="left"/>
+      <w:pPr>
+        <w:tabs>
+          <w:tab w:val="num" w:pos="4320"/>
+        </w:tabs>
+        <w:ind w:left="4320" w:hanging="360"/>
+      </w:pPr>
+    </w:lvl>
+    <w:lvl w:ilvl="6" w:tentative="1">
+      <w:start w:val="1"/>
+      <w:numFmt w:val="decimal"/>
+      <w:lvlText w:val="%7."/>
+      <w:lvlJc w:val="left"/>
+      <w:pPr>
+        <w:tabs>
+          <w:tab w:val="num" w:pos="5040"/>
+        </w:tabs>
+        <w:ind w:left="5040" w:hanging="360"/>
+      </w:pPr>
+    </w:lvl>
+    <w:lvl w:ilvl="7" w:tentative="1">
+      <w:start w:val="1"/>
+      <w:numFmt w:val="decimal"/>
+      <w:lvlText w:val="%8."/>
+      <w:lvlJc w:val="left"/>
+      <w:pPr>
+        <w:tabs>
+          <w:tab w:val="num" w:pos="5760"/>
+        </w:tabs>
+        <w:ind w:left="5760" w:hanging="360"/>
+      </w:pPr>
+    </w:lvl>
+    <w:lvl w:ilvl="8" w:tentative="1">
+      <w:start w:val="1"/>
+      <w:numFmt w:val="decimal"/>
+      <w:lvlText w:val="%9."/>
+      <w:lvlJc w:val="left"/>
+      <w:pPr>
+        <w:tabs>
+          <w:tab w:val="num" w:pos="6480"/>
+        </w:tabs>
+        <w:ind w:left="6480" w:hanging="360"/>
+      </w:pPr>
+    </w:lvl>
+  </w:abstractNum>
   <w:abstractNum w:abstractNumId="12">
+    <w:nsid w:val="639D507D"/>
+    <w:multiLevelType w:val="multilevel"/>
+    <w:tmpl w:val="2800F95A"/>
+    <w:lvl w:ilvl="0">
+      <w:start w:val="1"/>
+      <w:numFmt w:val="decimal"/>
+      <w:lvlText w:val="%1."/>
+      <w:lvlJc w:val="left"/>
+      <w:pPr>
+        <w:tabs>
+          <w:tab w:val="num" w:pos="720"/>
+        </w:tabs>
+        <w:ind w:left="720" w:hanging="360"/>
+      </w:pPr>
+    </w:lvl>
+    <w:lvl w:ilvl="1">
+      <w:start w:val="1"/>
+      <w:numFmt w:val="bullet"/>
+      <w:lvlText w:val=""/>
+      <w:lvlJc w:val="left"/>
+      <w:pPr>
+        <w:tabs>
+          <w:tab w:val="num" w:pos="1440"/>
+        </w:tabs>
+        <w:ind w:left="1440" w:hanging="360"/>
+      </w:pPr>
+      <w:rPr>
+        <w:rFonts w:ascii="Symbol" w:hAnsi="Symbol" w:hint="default"/>
+        <w:sz w:val="20"/>
+      </w:rPr>
+    </w:lvl>
+    <w:lvl w:ilvl="2" w:tentative="1">
+      <w:start w:val="1"/>
+      <w:numFmt w:val="decimal"/>
+      <w:lvlText w:val="%3."/>
+      <w:lvlJc w:val="left"/>
+      <w:pPr>
+        <w:tabs>
+          <w:tab w:val="num" w:pos="2160"/>
+        </w:tabs>
+        <w:ind w:left="2160" w:hanging="360"/>
+      </w:pPr>
+    </w:lvl>
+    <w:lvl w:ilvl="3" w:tentative="1">
+      <w:start w:val="1"/>
+      <w:numFmt w:val="decimal"/>
+      <w:lvlText w:val="%4."/>
+      <w:lvlJc w:val="left"/>
+      <w:pPr>
+        <w:tabs>
+          <w:tab w:val="num" w:pos="2880"/>
+        </w:tabs>
+        <w:ind w:left="2880" w:hanging="360"/>
+      </w:pPr>
+    </w:lvl>
+    <w:lvl w:ilvl="4" w:tentative="1">
+      <w:start w:val="1"/>
+      <w:numFmt w:val="decimal"/>
+      <w:lvlText w:val="%5."/>
+      <w:lvlJc w:val="left"/>
+      <w:pPr>
+        <w:tabs>
+          <w:tab w:val="num" w:pos="3600"/>
+        </w:tabs>
+        <w:ind w:left="3600" w:hanging="360"/>
+      </w:pPr>
+    </w:lvl>
+    <w:lvl w:ilvl="5" w:tentative="1">
+      <w:start w:val="1"/>
+      <w:numFmt w:val="decimal"/>
+      <w:lvlText w:val="%6."/>
+      <w:lvlJc w:val="left"/>
+      <w:pPr>
+        <w:tabs>
+          <w:tab w:val="num" w:pos="4320"/>
+        </w:tabs>
+        <w:ind w:left="4320" w:hanging="360"/>
+      </w:pPr>
+    </w:lvl>
+    <w:lvl w:ilvl="6" w:tentative="1">
+      <w:start w:val="1"/>
+      <w:numFmt w:val="decimal"/>
+      <w:lvlText w:val="%7."/>
+      <w:lvlJc w:val="left"/>
+      <w:pPr>
+        <w:tabs>
+          <w:tab w:val="num" w:pos="5040"/>
+        </w:tabs>
+        <w:ind w:left="5040" w:hanging="360"/>
+      </w:pPr>
+    </w:lvl>
+    <w:lvl w:ilvl="7" w:tentative="1">
+      <w:start w:val="1"/>
+      <w:numFmt w:val="decimal"/>
+      <w:lvlText w:val="%8."/>
+      <w:lvlJc w:val="left"/>
+      <w:pPr>
+        <w:tabs>
+          <w:tab w:val="num" w:pos="5760"/>
+        </w:tabs>
+        <w:ind w:left="5760" w:hanging="360"/>
+      </w:pPr>
+    </w:lvl>
+    <w:lvl w:ilvl="8" w:tentative="1">
+      <w:start w:val="1"/>
+      <w:numFmt w:val="decimal"/>
+      <w:lvlText w:val="%9."/>
+      <w:lvlJc w:val="left"/>
+      <w:pPr>
+        <w:tabs>
+          <w:tab w:val="num" w:pos="6480"/>
+        </w:tabs>
+        <w:ind w:left="6480" w:hanging="360"/>
+      </w:pPr>
+    </w:lvl>
+  </w:abstractNum>
+  <w:abstractNum w:abstractNumId="13">
     <w:nsid w:val="737E695D"/>
     <w:multiLevelType w:val="multilevel"/>
     <w:tmpl w:val="A3EAF22C"/>
@@ -22970,7 +23877,7 @@
       </w:pPr>
     </w:lvl>
   </w:abstractNum>
-  <w:abstractNum w:abstractNumId="13">
+  <w:abstractNum w:abstractNumId="14">
     <w:nsid w:val="789B12EC"/>
     <w:multiLevelType w:val="multilevel"/>
     <w:tmpl w:val="4836AAE2"/>
@@ -23123,7 +24030,7 @@
     <w:abstractNumId w:val="7"/>
   </w:num>
   <w:num w:numId="2">
-    <w:abstractNumId w:val="13"/>
+    <w:abstractNumId w:val="14"/>
   </w:num>
   <w:num w:numId="3">
     <w:abstractNumId w:val="3"/>
@@ -23141,25 +24048,28 @@
     <w:abstractNumId w:val="5"/>
   </w:num>
   <w:num w:numId="8">
-    <w:abstractNumId w:val="10"/>
+    <w:abstractNumId w:val="11"/>
   </w:num>
   <w:num w:numId="9">
-    <w:abstractNumId w:val="12"/>
+    <w:abstractNumId w:val="13"/>
   </w:num>
   <w:num w:numId="10">
     <w:abstractNumId w:val="2"/>
   </w:num>
   <w:num w:numId="11">
-    <w:abstractNumId w:val="9"/>
+    <w:abstractNumId w:val="10"/>
   </w:num>
   <w:num w:numId="12">
     <w:abstractNumId w:val="6"/>
   </w:num>
   <w:num w:numId="13">
-    <w:abstractNumId w:val="11"/>
+    <w:abstractNumId w:val="12"/>
   </w:num>
   <w:num w:numId="14">
     <w:abstractNumId w:val="8"/>
+  </w:num>
+  <w:num w:numId="15">
+    <w:abstractNumId w:val="9"/>
   </w:num>
 </w:numbering>
 </file>
